--- a/docs/baocao (2).docx
+++ b/docs/baocao (2).docx
@@ -2009,8 +2009,6 @@
           <w:tab w:val="right" w:leader="dot" w:pos="9066"/>
         </w:tabs>
       </w:pPr>
-      <w:bookmarkStart w:id="281" w:name="_GoBack"/>
-      <w:bookmarkEnd w:id="281"/>
       <w:r>
         <w:rPr>
           <w:b/>
@@ -3430,14 +3428,7 @@
           <w:rFonts w:hint="default" w:ascii="Times New Roman" w:hAnsi="Times New Roman" w:cs="Times New Roman"/>
           <w:szCs w:val="26"/>
         </w:rPr>
-        <w:t xml:space="preserve">3.5 </w:t>
-      </w:r>
-      <w:r>
-        <w:rPr>
-          <w:rFonts w:hint="default" w:ascii="Times New Roman" w:hAnsi="Times New Roman" w:cs="Times New Roman"/>
-          <w:szCs w:val="26"/>
-        </w:rPr>
-        <w:t>Chuẩn hóa dữ liệu</w:t>
+        <w:t>3.5 Chuẩn hóa dữ liệu</w:t>
       </w:r>
       <w:r>
         <w:tab/>
@@ -4693,14 +4684,7 @@
           <w:rFonts w:hint="default" w:ascii="Times New Roman" w:hAnsi="Times New Roman" w:cs="Times New Roman"/>
           <w:szCs w:val="26"/>
         </w:rPr>
-        <w:t xml:space="preserve">7.1 </w:t>
-      </w:r>
-      <w:r>
-        <w:rPr>
-          <w:rFonts w:hint="default" w:ascii="Times New Roman" w:hAnsi="Times New Roman" w:cs="Times New Roman"/>
-          <w:szCs w:val="26"/>
-        </w:rPr>
-        <w:t>Kiến trúc tổng thể</w:t>
+        <w:t>7.1 Kiến trúc tổng thể</w:t>
       </w:r>
       <w:r>
         <w:tab/>
@@ -5141,82 +5125,68 @@
           <w:rFonts w:hint="default" w:ascii="Times New Roman" w:hAnsi="Times New Roman" w:cs="Times New Roman"/>
           <w:szCs w:val="26"/>
         </w:rPr>
-        <w:t xml:space="preserve">8.2 </w:t>
+        <w:t>8.2 Quy trình kiểm thử hệ thống</w:t>
+      </w:r>
+      <w:r>
+        <w:tab/>
+      </w:r>
+      <w:r>
+        <w:fldChar w:fldCharType="begin"/>
+      </w:r>
+      <w:r>
+        <w:instrText xml:space="preserve"> PAGEREF _Toc1290 \h </w:instrText>
+      </w:r>
+      <w:r>
+        <w:fldChar w:fldCharType="separate"/>
+      </w:r>
+      <w:r>
+        <w:t>28</w:t>
+      </w:r>
+      <w:r>
+        <w:fldChar w:fldCharType="end"/>
+      </w:r>
+      <w:r>
+        <w:rPr>
+          <w:bCs/>
+          <w:szCs w:val="24"/>
+        </w:rPr>
+        <w:fldChar w:fldCharType="end"/>
+      </w:r>
+    </w:p>
+    <w:p>
+      <w:pPr>
+        <w:pStyle w:val="26"/>
+        <w:tabs>
+          <w:tab w:val="right" w:leader="dot" w:pos="9066"/>
+        </w:tabs>
+      </w:pPr>
+      <w:r>
+        <w:rPr>
+          <w:bCs/>
+          <w:szCs w:val="24"/>
+        </w:rPr>
+        <w:fldChar w:fldCharType="begin"/>
+      </w:r>
+      <w:r>
+        <w:rPr>
+          <w:bCs/>
+          <w:szCs w:val="24"/>
+        </w:rPr>
+        <w:instrText xml:space="preserve"> HYPERLINK \l _Toc21819 </w:instrText>
+      </w:r>
+      <w:r>
+        <w:rPr>
+          <w:bCs/>
+          <w:szCs w:val="24"/>
+        </w:rPr>
+        <w:fldChar w:fldCharType="separate"/>
       </w:r>
       <w:r>
         <w:rPr>
           <w:rFonts w:hint="default" w:ascii="Times New Roman" w:hAnsi="Times New Roman" w:cs="Times New Roman"/>
           <w:szCs w:val="26"/>
         </w:rPr>
-        <w:t>Quy trình kiểm thử hệ thống</w:t>
-      </w:r>
-      <w:r>
-        <w:tab/>
-      </w:r>
-      <w:r>
-        <w:fldChar w:fldCharType="begin"/>
-      </w:r>
-      <w:r>
-        <w:instrText xml:space="preserve"> PAGEREF _Toc1290 \h </w:instrText>
-      </w:r>
-      <w:r>
-        <w:fldChar w:fldCharType="separate"/>
-      </w:r>
-      <w:r>
-        <w:t>28</w:t>
-      </w:r>
-      <w:r>
-        <w:fldChar w:fldCharType="end"/>
-      </w:r>
-      <w:r>
-        <w:rPr>
-          <w:bCs/>
-          <w:szCs w:val="24"/>
-        </w:rPr>
-        <w:fldChar w:fldCharType="end"/>
-      </w:r>
-    </w:p>
-    <w:p>
-      <w:pPr>
-        <w:pStyle w:val="26"/>
-        <w:tabs>
-          <w:tab w:val="right" w:leader="dot" w:pos="9066"/>
-        </w:tabs>
-      </w:pPr>
-      <w:r>
-        <w:rPr>
-          <w:bCs/>
-          <w:szCs w:val="24"/>
-        </w:rPr>
-        <w:fldChar w:fldCharType="begin"/>
-      </w:r>
-      <w:r>
-        <w:rPr>
-          <w:bCs/>
-          <w:szCs w:val="24"/>
-        </w:rPr>
-        <w:instrText xml:space="preserve"> HYPERLINK \l _Toc21819 </w:instrText>
-      </w:r>
-      <w:r>
-        <w:rPr>
-          <w:bCs/>
-          <w:szCs w:val="24"/>
-        </w:rPr>
-        <w:fldChar w:fldCharType="separate"/>
-      </w:r>
-      <w:r>
-        <w:rPr>
-          <w:rFonts w:hint="default" w:ascii="Times New Roman" w:hAnsi="Times New Roman" w:cs="Times New Roman"/>
-          <w:szCs w:val="26"/>
-        </w:rPr>
-        <w:t xml:space="preserve">8.2.1 </w:t>
-      </w:r>
-      <w:r>
-        <w:rPr>
-          <w:rFonts w:hint="default" w:ascii="Times New Roman" w:hAnsi="Times New Roman" w:cs="Times New Roman"/>
-          <w:szCs w:val="26"/>
-        </w:rPr>
-        <w:t>Kiểm thử Mô hình AI</w:t>
+        <w:t>8.2.1 Kiểm thử Mô hình AI</w:t>
       </w:r>
       <w:r>
         <w:tab/>
@@ -5413,14 +5383,7 @@
           <w:rFonts w:hint="default" w:ascii="Times New Roman" w:hAnsi="Times New Roman" w:cs="Times New Roman"/>
           <w:szCs w:val="26"/>
         </w:rPr>
-        <w:t xml:space="preserve">8.3 </w:t>
-      </w:r>
-      <w:r>
-        <w:rPr>
-          <w:rFonts w:hint="default" w:ascii="Times New Roman" w:hAnsi="Times New Roman" w:cs="Times New Roman"/>
-          <w:szCs w:val="26"/>
-        </w:rPr>
-        <w:t>Đánh giá hiệu năng</w:t>
+        <w:t>8.3 Đánh giá hiệu năng</w:t>
       </w:r>
       <w:r>
         <w:tab/>
@@ -7426,6 +7389,8 @@
           <w:tab w:val="right" w:leader="dot" w:pos="9066"/>
         </w:tabs>
       </w:pPr>
+      <w:bookmarkStart w:id="284" w:name="_GoBack"/>
+      <w:bookmarkEnd w:id="284"/>
       <w:r>
         <w:rPr>
           <w:color w:val="FF0000"/>
@@ -7451,7 +7416,7 @@
         <w:fldChar w:fldCharType="begin"/>
       </w:r>
       <w:r>
-        <w:instrText xml:space="preserve"> HYPERLINK \l _Toc24858 </w:instrText>
+        <w:instrText xml:space="preserve"> HYPERLINK \l _Toc21736 </w:instrText>
       </w:r>
       <w:r>
         <w:fldChar w:fldCharType="separate"/>
@@ -7469,7 +7434,7 @@
         <w:fldChar w:fldCharType="begin"/>
       </w:r>
       <w:r>
-        <w:instrText xml:space="preserve"> PAGEREF _Toc24858 \h </w:instrText>
+        <w:instrText xml:space="preserve"> PAGEREF _Toc21736 \h </w:instrText>
       </w:r>
       <w:r>
         <w:fldChar w:fldCharType="separate"/>
@@ -7501,7 +7466,7 @@
         <w:fldChar w:fldCharType="begin"/>
       </w:r>
       <w:r>
-        <w:instrText xml:space="preserve"> HYPERLINK \l _Toc11295 </w:instrText>
+        <w:instrText xml:space="preserve"> HYPERLINK \l _Toc14446 </w:instrText>
       </w:r>
       <w:r>
         <w:fldChar w:fldCharType="separate"/>
@@ -7535,7 +7500,7 @@
         <w:fldChar w:fldCharType="begin"/>
       </w:r>
       <w:r>
-        <w:instrText xml:space="preserve"> PAGEREF _Toc11295 \h </w:instrText>
+        <w:instrText xml:space="preserve"> PAGEREF _Toc14446 \h </w:instrText>
       </w:r>
       <w:r>
         <w:fldChar w:fldCharType="separate"/>
@@ -7567,7 +7532,7 @@
         <w:fldChar w:fldCharType="begin"/>
       </w:r>
       <w:r>
-        <w:instrText xml:space="preserve"> HYPERLINK \l _Toc32288 </w:instrText>
+        <w:instrText xml:space="preserve"> HYPERLINK \l _Toc11885 </w:instrText>
       </w:r>
       <w:r>
         <w:fldChar w:fldCharType="separate"/>
@@ -7582,9 +7547,9 @@
       <w:r>
         <w:rPr>
           <w:rFonts w:hint="default" w:eastAsiaTheme="majorEastAsia"/>
-          <w:lang w:val="vi-VN"/>
-        </w:rPr>
-        <w:t>Phân công</w:t>
+          <w:lang w:val="en-US"/>
+        </w:rPr>
+        <w:t>6</w:t>
       </w:r>
       <w:r>
         <w:rPr>
@@ -7613,7 +7578,7 @@
         <w:fldChar w:fldCharType="begin"/>
       </w:r>
       <w:r>
-        <w:instrText xml:space="preserve"> PAGEREF _Toc32288 \h </w:instrText>
+        <w:instrText xml:space="preserve"> PAGEREF _Toc11885 \h </w:instrText>
       </w:r>
       <w:r>
         <w:fldChar w:fldCharType="separate"/>
@@ -7657,13 +7622,13 @@
         <w:pStyle w:val="2"/>
         <w:bidi w:val="0"/>
       </w:pPr>
-      <w:bookmarkStart w:id="0" w:name="_Toc241234517"/>
-      <w:bookmarkStart w:id="1" w:name="_Toc31315"/>
+      <w:bookmarkStart w:id="0" w:name="_Toc22239"/>
+      <w:bookmarkStart w:id="1" w:name="_Toc27334"/>
       <w:bookmarkStart w:id="2" w:name="_Toc241250109"/>
-      <w:bookmarkStart w:id="3" w:name="_Toc13625"/>
-      <w:bookmarkStart w:id="4" w:name="_Toc27334"/>
-      <w:bookmarkStart w:id="5" w:name="_Toc22239"/>
-      <w:bookmarkStart w:id="6" w:name="_Toc9643"/>
+      <w:bookmarkStart w:id="3" w:name="_Toc31315"/>
+      <w:bookmarkStart w:id="4" w:name="_Toc241234517"/>
+      <w:bookmarkStart w:id="5" w:name="_Toc9643"/>
+      <w:bookmarkStart w:id="6" w:name="_Toc13625"/>
       <w:r>
         <w:t>TỔNG QUAN VỀ BÀI TOÁN VÀ CƠ SỞ LÝ THUYẾT</w:t>
       </w:r>
@@ -7693,13 +7658,13 @@
         </w:rPr>
         <w:t xml:space="preserve"> </w:t>
       </w:r>
-      <w:bookmarkStart w:id="7" w:name="_Toc241234518"/>
-      <w:bookmarkStart w:id="8" w:name="_Toc498"/>
-      <w:bookmarkStart w:id="9" w:name="_Toc28486"/>
-      <w:bookmarkStart w:id="10" w:name="_Toc241250110"/>
+      <w:bookmarkStart w:id="7" w:name="_Toc28486"/>
+      <w:bookmarkStart w:id="8" w:name="_Toc8965"/>
+      <w:bookmarkStart w:id="9" w:name="_Toc241250110"/>
+      <w:bookmarkStart w:id="10" w:name="_Toc866"/>
       <w:bookmarkStart w:id="11" w:name="_Toc9135"/>
-      <w:bookmarkStart w:id="12" w:name="_Toc866"/>
-      <w:bookmarkStart w:id="13" w:name="_Toc8965"/>
+      <w:bookmarkStart w:id="12" w:name="_Toc498"/>
+      <w:bookmarkStart w:id="13" w:name="_Toc241234518"/>
       <w:r>
         <w:rPr>
           <w:rStyle w:val="51"/>
@@ -7836,12 +7801,12 @@
         <w:ind w:left="0" w:firstLine="0"/>
         <w:jc w:val="both"/>
       </w:pPr>
-      <w:bookmarkStart w:id="15" w:name="_Toc20519"/>
-      <w:bookmarkStart w:id="16" w:name="_Toc241250111"/>
-      <w:bookmarkStart w:id="17" w:name="_Toc31291"/>
-      <w:bookmarkStart w:id="18" w:name="_Toc28725"/>
-      <w:bookmarkStart w:id="19" w:name="_Toc5108"/>
-      <w:bookmarkStart w:id="20" w:name="_Toc14518"/>
+      <w:bookmarkStart w:id="15" w:name="_Toc5108"/>
+      <w:bookmarkStart w:id="16" w:name="_Toc14518"/>
+      <w:bookmarkStart w:id="17" w:name="_Toc241250111"/>
+      <w:bookmarkStart w:id="18" w:name="_Toc31291"/>
+      <w:bookmarkStart w:id="19" w:name="_Toc28725"/>
+      <w:bookmarkStart w:id="20" w:name="_Toc20519"/>
       <w:r>
         <w:rPr>
           <w:rStyle w:val="51"/>
@@ -8419,13 +8384,13 @@
         <w:ind w:left="284" w:hanging="284"/>
         <w:jc w:val="both"/>
       </w:pPr>
-      <w:bookmarkStart w:id="21" w:name="_Toc18610"/>
-      <w:bookmarkStart w:id="22" w:name="_Toc241234520"/>
-      <w:bookmarkStart w:id="23" w:name="_Toc241250112"/>
-      <w:bookmarkStart w:id="24" w:name="_Toc12742"/>
-      <w:bookmarkStart w:id="25" w:name="_Toc28178"/>
+      <w:bookmarkStart w:id="21" w:name="_Toc32086"/>
+      <w:bookmarkStart w:id="22" w:name="_Toc241250112"/>
+      <w:bookmarkStart w:id="23" w:name="_Toc28178"/>
+      <w:bookmarkStart w:id="24" w:name="_Toc18610"/>
+      <w:bookmarkStart w:id="25" w:name="_Toc241234520"/>
       <w:bookmarkStart w:id="26" w:name="_Toc28126"/>
-      <w:bookmarkStart w:id="27" w:name="_Toc32086"/>
+      <w:bookmarkStart w:id="27" w:name="_Toc12742"/>
       <w:r>
         <w:rPr>
           <w:rStyle w:val="51"/>
@@ -8465,13 +8430,13 @@
         <w:spacing w:line="360" w:lineRule="auto"/>
         <w:jc w:val="both"/>
       </w:pPr>
-      <w:bookmarkStart w:id="28" w:name="_Toc32586"/>
-      <w:bookmarkStart w:id="29" w:name="_Toc241250113"/>
-      <w:bookmarkStart w:id="30" w:name="_Toc241234521"/>
+      <w:bookmarkStart w:id="28" w:name="_Toc241250113"/>
+      <w:bookmarkStart w:id="29" w:name="_Toc241234521"/>
+      <w:bookmarkStart w:id="30" w:name="_Toc11937"/>
       <w:bookmarkStart w:id="31" w:name="_Toc30164"/>
-      <w:bookmarkStart w:id="32" w:name="_Toc11937"/>
-      <w:bookmarkStart w:id="33" w:name="_Toc4976"/>
-      <w:bookmarkStart w:id="34" w:name="_Toc20876"/>
+      <w:bookmarkStart w:id="32" w:name="_Toc32586"/>
+      <w:bookmarkStart w:id="33" w:name="_Toc20876"/>
+      <w:bookmarkStart w:id="34" w:name="_Toc4976"/>
       <w:r>
         <w:rPr>
           <w:rStyle w:val="51"/>
@@ -8811,13 +8776,13 @@
         <w:ind w:left="0" w:firstLine="0"/>
         <w:jc w:val="both"/>
       </w:pPr>
-      <w:bookmarkStart w:id="35" w:name="_Toc19928"/>
-      <w:bookmarkStart w:id="36" w:name="_Toc23997"/>
-      <w:bookmarkStart w:id="37" w:name="_Toc241234522"/>
-      <w:bookmarkStart w:id="38" w:name="_Toc241250114"/>
-      <w:bookmarkStart w:id="39" w:name="_Toc20788"/>
-      <w:bookmarkStart w:id="40" w:name="_Toc17975"/>
-      <w:bookmarkStart w:id="41" w:name="_Toc5399"/>
+      <w:bookmarkStart w:id="35" w:name="_Toc241234522"/>
+      <w:bookmarkStart w:id="36" w:name="_Toc19928"/>
+      <w:bookmarkStart w:id="37" w:name="_Toc5399"/>
+      <w:bookmarkStart w:id="38" w:name="_Toc20788"/>
+      <w:bookmarkStart w:id="39" w:name="_Toc17975"/>
+      <w:bookmarkStart w:id="40" w:name="_Toc23997"/>
+      <w:bookmarkStart w:id="41" w:name="_Toc241250114"/>
       <w:r>
         <w:rPr>
           <w:rStyle w:val="51"/>
@@ -9062,13 +9027,13 @@
         <w:pStyle w:val="2"/>
         <w:bidi w:val="0"/>
       </w:pPr>
-      <w:bookmarkStart w:id="42" w:name="_Toc241250115"/>
-      <w:bookmarkStart w:id="43" w:name="_Toc17184"/>
-      <w:bookmarkStart w:id="44" w:name="_Toc241234523"/>
-      <w:bookmarkStart w:id="45" w:name="_Toc31855"/>
+      <w:bookmarkStart w:id="42" w:name="_Toc22179"/>
+      <w:bookmarkStart w:id="43" w:name="_Toc241234523"/>
+      <w:bookmarkStart w:id="44" w:name="_Toc17184"/>
+      <w:bookmarkStart w:id="45" w:name="_Toc19225"/>
       <w:bookmarkStart w:id="46" w:name="_Toc17574"/>
-      <w:bookmarkStart w:id="47" w:name="_Toc19225"/>
-      <w:bookmarkStart w:id="48" w:name="_Toc22179"/>
+      <w:bookmarkStart w:id="47" w:name="_Toc241250115"/>
+      <w:bookmarkStart w:id="48" w:name="_Toc31855"/>
       <w:r>
         <w:t>PHÂN TÍCH DỮ LIỆU (EDA) VÀ TIỀN XỬ LÝ</w:t>
       </w:r>
@@ -9087,12 +9052,12 @@
         <w:ind w:left="284" w:hanging="426"/>
         <w:jc w:val="both"/>
       </w:pPr>
-      <w:bookmarkStart w:id="49" w:name="_Toc241250116"/>
-      <w:bookmarkStart w:id="50" w:name="_Toc9011"/>
-      <w:bookmarkStart w:id="51" w:name="_Toc14956"/>
-      <w:bookmarkStart w:id="52" w:name="_Toc241234524"/>
-      <w:bookmarkStart w:id="53" w:name="_Toc251"/>
-      <w:bookmarkStart w:id="54" w:name="_Toc3522"/>
+      <w:bookmarkStart w:id="49" w:name="_Toc251"/>
+      <w:bookmarkStart w:id="50" w:name="_Toc241250116"/>
+      <w:bookmarkStart w:id="51" w:name="_Toc9011"/>
+      <w:bookmarkStart w:id="52" w:name="_Toc3522"/>
+      <w:bookmarkStart w:id="53" w:name="_Toc14956"/>
+      <w:bookmarkStart w:id="54" w:name="_Toc241234524"/>
       <w:bookmarkStart w:id="55" w:name="_Toc18279"/>
       <w:r>
         <w:rPr>
@@ -9378,12 +9343,12 @@
         <w:ind w:left="567"/>
         <w:jc w:val="both"/>
       </w:pPr>
-      <w:bookmarkStart w:id="57" w:name="_Toc241250117"/>
-      <w:bookmarkStart w:id="58" w:name="_Toc8478"/>
-      <w:bookmarkStart w:id="59" w:name="_Toc21503"/>
-      <w:bookmarkStart w:id="60" w:name="_Toc20331"/>
+      <w:bookmarkStart w:id="57" w:name="_Toc8478"/>
+      <w:bookmarkStart w:id="58" w:name="_Toc21503"/>
+      <w:bookmarkStart w:id="59" w:name="_Toc241250117"/>
+      <w:bookmarkStart w:id="60" w:name="_Toc1815"/>
       <w:bookmarkStart w:id="61" w:name="_Toc5896"/>
-      <w:bookmarkStart w:id="62" w:name="_Toc1815"/>
+      <w:bookmarkStart w:id="62" w:name="_Toc20331"/>
       <w:r>
         <w:rPr>
           <w:rStyle w:val="51"/>
@@ -9467,12 +9432,12 @@
         <w:jc w:val="both"/>
       </w:pPr>
       <w:bookmarkStart w:id="63" w:name="_Toc241234526"/>
-      <w:bookmarkStart w:id="64" w:name="_Toc241250118"/>
-      <w:bookmarkStart w:id="65" w:name="_Toc32378"/>
+      <w:bookmarkStart w:id="64" w:name="_Toc30691"/>
+      <w:bookmarkStart w:id="65" w:name="_Toc15235"/>
       <w:bookmarkStart w:id="66" w:name="_Toc23614"/>
-      <w:bookmarkStart w:id="67" w:name="_Toc17279"/>
-      <w:bookmarkStart w:id="68" w:name="_Toc30691"/>
-      <w:bookmarkStart w:id="69" w:name="_Toc15235"/>
+      <w:bookmarkStart w:id="67" w:name="_Toc32378"/>
+      <w:bookmarkStart w:id="68" w:name="_Toc241250118"/>
+      <w:bookmarkStart w:id="69" w:name="_Toc17279"/>
       <w:r>
         <w:rPr>
           <w:rStyle w:val="51"/>
@@ -9736,11 +9701,11 @@
         <w:jc w:val="both"/>
       </w:pPr>
       <w:bookmarkStart w:id="74" w:name="_Toc241234527"/>
-      <w:bookmarkStart w:id="75" w:name="_Toc5576"/>
-      <w:bookmarkStart w:id="76" w:name="_Toc3195"/>
-      <w:bookmarkStart w:id="77" w:name="_Toc241250119"/>
-      <w:bookmarkStart w:id="78" w:name="_Toc19465"/>
-      <w:bookmarkStart w:id="79" w:name="_Toc19965"/>
+      <w:bookmarkStart w:id="75" w:name="_Toc241250119"/>
+      <w:bookmarkStart w:id="76" w:name="_Toc19965"/>
+      <w:bookmarkStart w:id="77" w:name="_Toc5576"/>
+      <w:bookmarkStart w:id="78" w:name="_Toc3195"/>
+      <w:bookmarkStart w:id="79" w:name="_Toc19465"/>
       <w:bookmarkStart w:id="80" w:name="_Toc1912"/>
       <w:r>
         <w:rPr>
@@ -9923,10 +9888,10 @@
         <w:pStyle w:val="70"/>
         <w:bidi w:val="0"/>
       </w:pPr>
-      <w:bookmarkStart w:id="81" w:name="_Toc6258"/>
-      <w:bookmarkStart w:id="82" w:name="_Toc241234544"/>
-      <w:bookmarkStart w:id="83" w:name="_Toc4043"/>
-      <w:bookmarkStart w:id="84" w:name="_Toc21245"/>
+      <w:bookmarkStart w:id="81" w:name="_Toc21245"/>
+      <w:bookmarkStart w:id="82" w:name="_Toc4043"/>
+      <w:bookmarkStart w:id="83" w:name="_Toc6258"/>
+      <w:bookmarkStart w:id="84" w:name="_Toc241234544"/>
       <w:r>
         <w:t>Hình 2: Ma trận tương quan giữa các kênh quảng cáo và doanh số</w:t>
       </w:r>
@@ -9955,12 +9920,12 @@
         <w:jc w:val="both"/>
       </w:pPr>
       <w:bookmarkStart w:id="85" w:name="_Toc241234528"/>
-      <w:bookmarkStart w:id="86" w:name="_Toc19396"/>
-      <w:bookmarkStart w:id="87" w:name="_Toc8426"/>
+      <w:bookmarkStart w:id="86" w:name="_Toc15183"/>
+      <w:bookmarkStart w:id="87" w:name="_Toc23774"/>
       <w:bookmarkStart w:id="88" w:name="_Toc241250120"/>
-      <w:bookmarkStart w:id="89" w:name="_Toc15183"/>
-      <w:bookmarkStart w:id="90" w:name="_Toc21914"/>
-      <w:bookmarkStart w:id="91" w:name="_Toc23774"/>
+      <w:bookmarkStart w:id="89" w:name="_Toc8426"/>
+      <w:bookmarkStart w:id="90" w:name="_Toc19396"/>
+      <w:bookmarkStart w:id="91" w:name="_Toc21914"/>
       <w:r>
         <w:rPr>
           <w:rStyle w:val="51"/>
@@ -10258,10 +10223,10 @@
         <w:pStyle w:val="70"/>
         <w:bidi w:val="0"/>
       </w:pPr>
-      <w:bookmarkStart w:id="92" w:name="_Toc32747"/>
-      <w:bookmarkStart w:id="93" w:name="_Toc241234545"/>
-      <w:bookmarkStart w:id="94" w:name="_Toc5734"/>
-      <w:bookmarkStart w:id="95" w:name="_Toc6254"/>
+      <w:bookmarkStart w:id="92" w:name="_Toc5734"/>
+      <w:bookmarkStart w:id="93" w:name="_Toc6254"/>
+      <w:bookmarkStart w:id="94" w:name="_Toc32747"/>
+      <w:bookmarkStart w:id="95" w:name="_Toc241234545"/>
       <w:r>
         <w:t>Hình 3:Phát hiện ngoại lai trong chi phí quảng cáo</w:t>
       </w:r>
@@ -10293,12 +10258,12 @@
         <w:jc w:val="both"/>
       </w:pPr>
       <w:bookmarkStart w:id="96" w:name="_Toc241234529"/>
-      <w:bookmarkStart w:id="97" w:name="_Toc241250121"/>
-      <w:bookmarkStart w:id="98" w:name="_Toc13748"/>
-      <w:bookmarkStart w:id="99" w:name="_Toc22068"/>
-      <w:bookmarkStart w:id="100" w:name="_Toc27968"/>
-      <w:bookmarkStart w:id="101" w:name="_Toc1329"/>
-      <w:bookmarkStart w:id="102" w:name="_Toc4617"/>
+      <w:bookmarkStart w:id="97" w:name="_Toc1329"/>
+      <w:bookmarkStart w:id="98" w:name="_Toc4617"/>
+      <w:bookmarkStart w:id="99" w:name="_Toc241250121"/>
+      <w:bookmarkStart w:id="100" w:name="_Toc13748"/>
+      <w:bookmarkStart w:id="101" w:name="_Toc27968"/>
+      <w:bookmarkStart w:id="102" w:name="_Toc22068"/>
       <w:r>
         <w:rPr>
           <w:rStyle w:val="51"/>
@@ -10554,12 +10519,12 @@
           <w:szCs w:val="26"/>
         </w:rPr>
       </w:pPr>
-      <w:bookmarkStart w:id="107" w:name="_Toc5311"/>
-      <w:bookmarkStart w:id="108" w:name="_Toc241250122"/>
-      <w:bookmarkStart w:id="109" w:name="_Toc31016"/>
-      <w:bookmarkStart w:id="110" w:name="_Toc18639"/>
-      <w:bookmarkStart w:id="111" w:name="_Toc13971"/>
-      <w:bookmarkStart w:id="112" w:name="_Toc28386"/>
+      <w:bookmarkStart w:id="107" w:name="_Toc241250122"/>
+      <w:bookmarkStart w:id="108" w:name="_Toc31016"/>
+      <w:bookmarkStart w:id="109" w:name="_Toc18639"/>
+      <w:bookmarkStart w:id="110" w:name="_Toc28386"/>
+      <w:bookmarkStart w:id="111" w:name="_Toc5311"/>
+      <w:bookmarkStart w:id="112" w:name="_Toc13971"/>
       <w:r>
         <w:rPr>
           <w:color w:val="1B1B1E"/>
@@ -10899,13 +10864,13 @@
         <w:ind w:left="142"/>
         <w:jc w:val="both"/>
       </w:pPr>
-      <w:bookmarkStart w:id="116" w:name="_Toc23381"/>
-      <w:bookmarkStart w:id="117" w:name="_Toc241250123"/>
-      <w:bookmarkStart w:id="118" w:name="_Toc241234530"/>
-      <w:bookmarkStart w:id="119" w:name="_Toc5409"/>
-      <w:bookmarkStart w:id="120" w:name="_Toc20457"/>
-      <w:bookmarkStart w:id="121" w:name="_Toc26540"/>
-      <w:bookmarkStart w:id="122" w:name="_Toc19961"/>
+      <w:bookmarkStart w:id="116" w:name="_Toc19961"/>
+      <w:bookmarkStart w:id="117" w:name="_Toc241234530"/>
+      <w:bookmarkStart w:id="118" w:name="_Toc20457"/>
+      <w:bookmarkStart w:id="119" w:name="_Toc241250123"/>
+      <w:bookmarkStart w:id="120" w:name="_Toc5409"/>
+      <w:bookmarkStart w:id="121" w:name="_Toc23381"/>
+      <w:bookmarkStart w:id="122" w:name="_Toc26540"/>
       <w:r>
         <w:rPr>
           <w:rStyle w:val="51"/>
@@ -11253,8 +11218,8 @@
           <w:rFonts w:hint="default"/>
         </w:rPr>
       </w:pPr>
-      <w:bookmarkStart w:id="123" w:name="_Toc25461"/>
-      <w:bookmarkStart w:id="124" w:name="_Toc13204"/>
+      <w:bookmarkStart w:id="123" w:name="_Toc13204"/>
+      <w:bookmarkStart w:id="124" w:name="_Toc25461"/>
       <w:bookmarkStart w:id="125" w:name="_Toc20422"/>
       <w:r>
         <w:rPr>
@@ -11276,9 +11241,9 @@
           <w:sz w:val="26"/>
         </w:rPr>
       </w:pPr>
-      <w:bookmarkStart w:id="126" w:name="_Toc3001"/>
-      <w:bookmarkStart w:id="127" w:name="_Toc25972"/>
-      <w:bookmarkStart w:id="128" w:name="_Toc11608"/>
+      <w:bookmarkStart w:id="126" w:name="_Toc25972"/>
+      <w:bookmarkStart w:id="127" w:name="_Toc11608"/>
+      <w:bookmarkStart w:id="128" w:name="_Toc3001"/>
       <w:r>
         <w:rPr>
           <w:rFonts w:hint="default" w:ascii="Times New Roman" w:hAnsi="Times New Roman" w:eastAsia="SimSun" w:cs="Times New Roman"/>
@@ -11453,8 +11418,8 @@
         </w:rPr>
       </w:pPr>
       <w:bookmarkStart w:id="130" w:name="_Toc4585"/>
-      <w:bookmarkStart w:id="131" w:name="_Toc13694"/>
-      <w:bookmarkStart w:id="132" w:name="_Toc27429"/>
+      <w:bookmarkStart w:id="131" w:name="_Toc27429"/>
+      <w:bookmarkStart w:id="132" w:name="_Toc13694"/>
       <w:r>
         <w:rPr>
           <w:sz w:val="26"/>
@@ -11490,7 +11455,7 @@
           <w:szCs w:val="26"/>
           <w:lang w:val="en-US" w:eastAsia="zh-CN" w:bidi="ar"/>
         </w:rPr>
-        <w:t>Bộ dữ liệu gồm $600$ bản ghi và $13$ trường dữ liệu. Dữ liệu được phân tách rõ ràng thành tập đặc trưng đầu vào (X) và biến mục tiêu đầu ra (y):</w:t>
+        <w:t>Bộ dữ liệu gồm 600 bản ghi và 13 trường dữ liệu. Dữ liệu được phân tách rõ ràng thành tập đặc trưng đầu vào (X) và biến mục tiêu đầu ra (y):</w:t>
       </w:r>
     </w:p>
     <w:p>
@@ -12003,6 +11968,7 @@
         <w:keepLines w:val="0"/>
         <w:widowControl/>
         <w:numPr>
+          <w:ilvl w:val="0"/>
           <w:numId w:val="0"/>
         </w:numPr>
         <w:suppressLineNumbers w:val="0"/>
@@ -12054,9 +12020,9 @@
           <w:sz w:val="26"/>
         </w:rPr>
       </w:pPr>
-      <w:bookmarkStart w:id="133" w:name="_Toc19279"/>
+      <w:bookmarkStart w:id="133" w:name="_Toc28641"/>
       <w:bookmarkStart w:id="134" w:name="_Toc24848"/>
-      <w:bookmarkStart w:id="135" w:name="_Toc28641"/>
+      <w:bookmarkStart w:id="135" w:name="_Toc19279"/>
       <w:r>
         <w:rPr>
           <w:sz w:val="26"/>
@@ -12303,6 +12269,7 @@
         </w:rPr>
       </w:pPr>
       <w:bookmarkStart w:id="136" w:name="_Toc24858"/>
+      <w:bookmarkStart w:id="137" w:name="_Toc21736"/>
       <w:r>
         <w:rPr>
           <w:rFonts w:hint="default"/>
@@ -12310,6 +12277,7 @@
         <w:t>Bảng 3.1. Phân bố lớp sau khi chia Train/Test</w:t>
       </w:r>
       <w:bookmarkEnd w:id="136"/>
+      <w:bookmarkEnd w:id="137"/>
     </w:p>
     <w:p>
       <w:pPr>
@@ -12332,7 +12300,9 @@
         </w:tblBorders>
         <w:tblLayout w:type="autofit"/>
         <w:tblCellMar>
+          <w:top w:w="0" w:type="dxa"/>
           <w:left w:w="108" w:type="dxa"/>
+          <w:bottom w:w="0" w:type="dxa"/>
           <w:right w:w="108" w:type="dxa"/>
         </w:tblCellMar>
       </w:tblPr>
@@ -12354,7 +12324,9 @@
             <w:insideV w:val="single" w:color="auto" w:sz="4" w:space="0"/>
           </w:tblBorders>
           <w:tblCellMar>
+            <w:top w:w="0" w:type="dxa"/>
             <w:left w:w="108" w:type="dxa"/>
+            <w:bottom w:w="0" w:type="dxa"/>
             <w:right w:w="108" w:type="dxa"/>
           </w:tblCellMar>
         </w:tblPrEx>
@@ -12372,7 +12344,7 @@
               <w:keepLines w:val="0"/>
               <w:widowControl/>
               <w:suppressLineNumbers w:val="0"/>
-              <w:spacing w:before="0" w:beforeAutospacing="0" w:line="360" w:lineRule="auto"/>
+              <w:spacing w:before="0" w:beforeAutospacing="0" w:after="0" w:afterAutospacing="0" w:line="360" w:lineRule="auto"/>
               <w:ind w:left="0" w:leftChars="0" w:right="0" w:rightChars="0"/>
               <w:jc w:val="both"/>
               <w:rPr>
@@ -12407,7 +12379,7 @@
               <w:keepLines w:val="0"/>
               <w:widowControl/>
               <w:suppressLineNumbers w:val="0"/>
-              <w:spacing w:before="0" w:beforeAutospacing="0" w:line="360" w:lineRule="auto"/>
+              <w:spacing w:before="0" w:beforeAutospacing="0" w:after="0" w:afterAutospacing="0" w:line="360" w:lineRule="auto"/>
               <w:ind w:left="0" w:leftChars="0" w:right="0" w:rightChars="0"/>
               <w:jc w:val="both"/>
               <w:rPr>
@@ -12442,7 +12414,7 @@
               <w:keepLines w:val="0"/>
               <w:widowControl/>
               <w:suppressLineNumbers w:val="0"/>
-              <w:spacing w:before="0" w:beforeAutospacing="0" w:line="360" w:lineRule="auto"/>
+              <w:spacing w:before="0" w:beforeAutospacing="0" w:after="0" w:afterAutospacing="0" w:line="360" w:lineRule="auto"/>
               <w:ind w:left="0" w:leftChars="0" w:right="0" w:rightChars="0"/>
               <w:jc w:val="both"/>
               <w:rPr>
@@ -12477,7 +12449,7 @@
               <w:keepLines w:val="0"/>
               <w:widowControl/>
               <w:suppressLineNumbers w:val="0"/>
-              <w:spacing w:before="0" w:beforeAutospacing="0" w:line="360" w:lineRule="auto"/>
+              <w:spacing w:before="0" w:beforeAutospacing="0" w:after="0" w:afterAutospacing="0" w:line="360" w:lineRule="auto"/>
               <w:ind w:left="0" w:leftChars="0" w:right="0" w:rightChars="0"/>
               <w:jc w:val="both"/>
               <w:rPr>
@@ -12512,7 +12484,7 @@
               <w:keepLines w:val="0"/>
               <w:widowControl/>
               <w:suppressLineNumbers w:val="0"/>
-              <w:spacing w:before="0" w:beforeAutospacing="0" w:line="360" w:lineRule="auto"/>
+              <w:spacing w:before="0" w:beforeAutospacing="0" w:after="0" w:afterAutospacing="0" w:line="360" w:lineRule="auto"/>
               <w:ind w:left="0" w:leftChars="0" w:right="0" w:rightChars="0"/>
               <w:jc w:val="both"/>
               <w:rPr>
@@ -12548,7 +12520,9 @@
             <w:insideV w:val="single" w:color="auto" w:sz="4" w:space="0"/>
           </w:tblBorders>
           <w:tblCellMar>
+            <w:top w:w="0" w:type="dxa"/>
             <w:left w:w="108" w:type="dxa"/>
+            <w:bottom w:w="0" w:type="dxa"/>
             <w:right w:w="108" w:type="dxa"/>
           </w:tblCellMar>
         </w:tblPrEx>
@@ -12563,7 +12537,7 @@
               <w:keepLines w:val="0"/>
               <w:widowControl/>
               <w:suppressLineNumbers w:val="0"/>
-              <w:spacing w:before="0" w:beforeAutospacing="0" w:line="360" w:lineRule="auto"/>
+              <w:spacing w:before="0" w:beforeAutospacing="0" w:after="0" w:afterAutospacing="0" w:line="360" w:lineRule="auto"/>
               <w:ind w:left="0" w:leftChars="0" w:right="0" w:rightChars="0"/>
               <w:jc w:val="both"/>
               <w:rPr>
@@ -12599,7 +12573,7 @@
               <w:keepLines w:val="0"/>
               <w:widowControl/>
               <w:suppressLineNumbers w:val="0"/>
-              <w:spacing w:before="0" w:beforeAutospacing="0" w:line="360" w:lineRule="auto"/>
+              <w:spacing w:before="0" w:beforeAutospacing="0" w:after="0" w:afterAutospacing="0" w:line="360" w:lineRule="auto"/>
               <w:ind w:left="0" w:leftChars="0" w:right="0" w:rightChars="0"/>
               <w:jc w:val="both"/>
               <w:rPr>
@@ -12633,7 +12607,7 @@
               <w:keepLines w:val="0"/>
               <w:widowControl/>
               <w:suppressLineNumbers w:val="0"/>
-              <w:spacing w:before="0" w:beforeAutospacing="0" w:line="360" w:lineRule="auto"/>
+              <w:spacing w:before="0" w:beforeAutospacing="0" w:after="0" w:afterAutospacing="0" w:line="360" w:lineRule="auto"/>
               <w:ind w:left="0" w:leftChars="0" w:right="0" w:rightChars="0"/>
               <w:jc w:val="both"/>
               <w:rPr>
@@ -12667,7 +12641,7 @@
               <w:keepLines w:val="0"/>
               <w:widowControl/>
               <w:suppressLineNumbers w:val="0"/>
-              <w:spacing w:before="0" w:beforeAutospacing="0" w:line="360" w:lineRule="auto"/>
+              <w:spacing w:before="0" w:beforeAutospacing="0" w:after="0" w:afterAutospacing="0" w:line="360" w:lineRule="auto"/>
               <w:ind w:left="0" w:leftChars="0" w:right="0" w:rightChars="0"/>
               <w:jc w:val="both"/>
               <w:rPr>
@@ -12701,7 +12675,7 @@
               <w:keepLines w:val="0"/>
               <w:widowControl/>
               <w:suppressLineNumbers w:val="0"/>
-              <w:spacing w:before="0" w:beforeAutospacing="0" w:line="360" w:lineRule="auto"/>
+              <w:spacing w:before="0" w:beforeAutospacing="0" w:after="0" w:afterAutospacing="0" w:line="360" w:lineRule="auto"/>
               <w:ind w:left="0" w:leftChars="0" w:right="0" w:rightChars="0"/>
               <w:jc w:val="both"/>
               <w:rPr>
@@ -12736,7 +12710,9 @@
             <w:insideV w:val="single" w:color="auto" w:sz="4" w:space="0"/>
           </w:tblBorders>
           <w:tblCellMar>
+            <w:top w:w="0" w:type="dxa"/>
             <w:left w:w="108" w:type="dxa"/>
+            <w:bottom w:w="0" w:type="dxa"/>
             <w:right w:w="108" w:type="dxa"/>
           </w:tblCellMar>
         </w:tblPrEx>
@@ -12751,7 +12727,7 @@
               <w:keepLines w:val="0"/>
               <w:widowControl/>
               <w:suppressLineNumbers w:val="0"/>
-              <w:spacing w:before="0" w:beforeAutospacing="0" w:line="360" w:lineRule="auto"/>
+              <w:spacing w:before="0" w:beforeAutospacing="0" w:after="0" w:afterAutospacing="0" w:line="360" w:lineRule="auto"/>
               <w:ind w:left="0" w:leftChars="0" w:right="0" w:rightChars="0"/>
               <w:jc w:val="both"/>
               <w:rPr>
@@ -12787,7 +12763,7 @@
               <w:keepLines w:val="0"/>
               <w:widowControl/>
               <w:suppressLineNumbers w:val="0"/>
-              <w:spacing w:before="0" w:beforeAutospacing="0" w:line="360" w:lineRule="auto"/>
+              <w:spacing w:before="0" w:beforeAutospacing="0" w:after="0" w:afterAutospacing="0" w:line="360" w:lineRule="auto"/>
               <w:ind w:left="0" w:leftChars="0" w:right="0" w:rightChars="0"/>
               <w:jc w:val="both"/>
               <w:rPr>
@@ -12821,7 +12797,7 @@
               <w:keepLines w:val="0"/>
               <w:widowControl/>
               <w:suppressLineNumbers w:val="0"/>
-              <w:spacing w:before="0" w:beforeAutospacing="0" w:line="360" w:lineRule="auto"/>
+              <w:spacing w:before="0" w:beforeAutospacing="0" w:after="0" w:afterAutospacing="0" w:line="360" w:lineRule="auto"/>
               <w:ind w:left="0" w:leftChars="0" w:right="0" w:rightChars="0"/>
               <w:jc w:val="both"/>
               <w:rPr>
@@ -12855,7 +12831,7 @@
               <w:keepLines w:val="0"/>
               <w:widowControl/>
               <w:suppressLineNumbers w:val="0"/>
-              <w:spacing w:before="0" w:beforeAutospacing="0" w:line="360" w:lineRule="auto"/>
+              <w:spacing w:before="0" w:beforeAutospacing="0" w:after="0" w:afterAutospacing="0" w:line="360" w:lineRule="auto"/>
               <w:ind w:left="0" w:leftChars="0" w:right="0" w:rightChars="0"/>
               <w:jc w:val="both"/>
               <w:rPr>
@@ -12889,7 +12865,7 @@
               <w:keepLines w:val="0"/>
               <w:widowControl/>
               <w:suppressLineNumbers w:val="0"/>
-              <w:spacing w:before="0" w:beforeAutospacing="0" w:line="360" w:lineRule="auto"/>
+              <w:spacing w:before="0" w:beforeAutospacing="0" w:after="0" w:afterAutospacing="0" w:line="360" w:lineRule="auto"/>
               <w:ind w:left="0" w:leftChars="0" w:right="0" w:rightChars="0"/>
               <w:jc w:val="both"/>
               <w:rPr>
@@ -12924,7 +12900,9 @@
             <w:insideV w:val="single" w:color="auto" w:sz="4" w:space="0"/>
           </w:tblBorders>
           <w:tblCellMar>
+            <w:top w:w="0" w:type="dxa"/>
             <w:left w:w="108" w:type="dxa"/>
+            <w:bottom w:w="0" w:type="dxa"/>
             <w:right w:w="108" w:type="dxa"/>
           </w:tblCellMar>
         </w:tblPrEx>
@@ -12939,7 +12917,7 @@
               <w:keepLines w:val="0"/>
               <w:widowControl/>
               <w:suppressLineNumbers w:val="0"/>
-              <w:spacing w:before="0" w:beforeAutospacing="0" w:line="360" w:lineRule="auto"/>
+              <w:spacing w:before="0" w:beforeAutospacing="0" w:after="0" w:afterAutospacing="0" w:line="360" w:lineRule="auto"/>
               <w:ind w:left="0" w:leftChars="0" w:right="0" w:rightChars="0"/>
               <w:jc w:val="both"/>
               <w:rPr>
@@ -12975,7 +12953,7 @@
               <w:keepLines w:val="0"/>
               <w:widowControl/>
               <w:suppressLineNumbers w:val="0"/>
-              <w:spacing w:before="0" w:beforeAutospacing="0" w:line="360" w:lineRule="auto"/>
+              <w:spacing w:before="0" w:beforeAutospacing="0" w:after="0" w:afterAutospacing="0" w:line="360" w:lineRule="auto"/>
               <w:ind w:left="0" w:leftChars="0" w:right="0" w:rightChars="0"/>
               <w:jc w:val="both"/>
               <w:rPr>
@@ -13011,7 +12989,7 @@
               <w:keepLines w:val="0"/>
               <w:widowControl/>
               <w:suppressLineNumbers w:val="0"/>
-              <w:spacing w:before="0" w:beforeAutospacing="0" w:line="360" w:lineRule="auto"/>
+              <w:spacing w:before="0" w:beforeAutospacing="0" w:after="0" w:afterAutospacing="0" w:line="360" w:lineRule="auto"/>
               <w:ind w:left="0" w:leftChars="0" w:right="0" w:rightChars="0"/>
               <w:jc w:val="both"/>
               <w:rPr>
@@ -13047,7 +13025,7 @@
               <w:keepLines w:val="0"/>
               <w:widowControl/>
               <w:suppressLineNumbers w:val="0"/>
-              <w:spacing w:before="0" w:beforeAutospacing="0" w:line="360" w:lineRule="auto"/>
+              <w:spacing w:before="0" w:beforeAutospacing="0" w:after="0" w:afterAutospacing="0" w:line="360" w:lineRule="auto"/>
               <w:ind w:left="0" w:leftChars="0" w:right="0" w:rightChars="0"/>
               <w:jc w:val="both"/>
               <w:rPr>
@@ -13083,7 +13061,7 @@
               <w:keepLines w:val="0"/>
               <w:widowControl/>
               <w:suppressLineNumbers w:val="0"/>
-              <w:spacing w:before="0" w:beforeAutospacing="0" w:line="360" w:lineRule="auto"/>
+              <w:spacing w:before="0" w:beforeAutospacing="0" w:after="0" w:afterAutospacing="0" w:line="360" w:lineRule="auto"/>
               <w:ind w:left="0" w:leftChars="0" w:right="0" w:rightChars="0"/>
               <w:jc w:val="both"/>
               <w:rPr>
@@ -13121,9 +13099,9 @@
           <w:szCs w:val="26"/>
         </w:rPr>
       </w:pPr>
-      <w:bookmarkStart w:id="137" w:name="_Toc8295"/>
-      <w:bookmarkStart w:id="138" w:name="_Toc25920"/>
-      <w:bookmarkStart w:id="139" w:name="_Toc8760"/>
+      <w:bookmarkStart w:id="138" w:name="_Toc8760"/>
+      <w:bookmarkStart w:id="139" w:name="_Toc25920"/>
+      <w:bookmarkStart w:id="140" w:name="_Toc8295"/>
       <w:r>
         <w:rPr>
           <w:rFonts w:hint="default" w:ascii="Times New Roman" w:hAnsi="Times New Roman" w:eastAsia="SimSun" w:cs="Times New Roman"/>
@@ -13132,9 +13110,9 @@
         </w:rPr>
         <w:t>Mã hóa biến phân loại &amp; Xử lý dữ liệu</w:t>
       </w:r>
-      <w:bookmarkEnd w:id="137"/>
       <w:bookmarkEnd w:id="138"/>
       <w:bookmarkEnd w:id="139"/>
+      <w:bookmarkEnd w:id="140"/>
     </w:p>
     <w:p>
       <w:pPr>
@@ -13331,10 +13309,10 @@
           <w:szCs w:val="26"/>
         </w:rPr>
       </w:pPr>
-      <w:bookmarkStart w:id="140" w:name="_Toc241703133"/>
-      <w:bookmarkStart w:id="141" w:name="_Toc11698"/>
-      <w:bookmarkStart w:id="142" w:name="_Toc30250"/>
+      <w:bookmarkStart w:id="141" w:name="_Toc241703133"/>
+      <w:bookmarkStart w:id="142" w:name="_Toc11698"/>
       <w:bookmarkStart w:id="143" w:name="_Toc6340"/>
+      <w:bookmarkStart w:id="144" w:name="_Toc30250"/>
       <w:r>
         <w:rPr>
           <w:rFonts w:hint="default" w:ascii="Times New Roman" w:hAnsi="Times New Roman" w:cs="Times New Roman"/>
@@ -13343,10 +13321,10 @@
         </w:rPr>
         <w:t>Chuẩn hóa dữ liệu</w:t>
       </w:r>
-      <w:bookmarkEnd w:id="140"/>
       <w:bookmarkEnd w:id="141"/>
       <w:bookmarkEnd w:id="142"/>
       <w:bookmarkEnd w:id="143"/>
+      <w:bookmarkEnd w:id="144"/>
     </w:p>
     <w:p>
       <w:pPr>
@@ -13532,20 +13510,20 @@
           <w:sz w:val="26"/>
         </w:rPr>
       </w:pPr>
-      <w:bookmarkStart w:id="144" w:name="_Toc241703134"/>
       <w:bookmarkStart w:id="145" w:name="_Toc28358"/>
-      <w:bookmarkStart w:id="146" w:name="_Toc5226"/>
-      <w:bookmarkStart w:id="147" w:name="_Toc24281"/>
+      <w:bookmarkStart w:id="146" w:name="_Toc241703134"/>
+      <w:bookmarkStart w:id="147" w:name="_Toc5226"/>
+      <w:bookmarkStart w:id="148" w:name="_Toc24281"/>
       <w:r>
         <w:rPr>
           <w:sz w:val="26"/>
         </w:rPr>
         <w:t>Kiểm soát Data Leakage</w:t>
       </w:r>
-      <w:bookmarkEnd w:id="144"/>
       <w:bookmarkEnd w:id="145"/>
       <w:bookmarkEnd w:id="146"/>
       <w:bookmarkEnd w:id="147"/>
+      <w:bookmarkEnd w:id="148"/>
     </w:p>
     <w:p>
       <w:pPr>
@@ -13752,20 +13730,20 @@
         <w:spacing w:line="360" w:lineRule="auto"/>
         <w:jc w:val="both"/>
       </w:pPr>
-      <w:bookmarkStart w:id="148" w:name="_Toc241703135"/>
       <w:bookmarkStart w:id="149" w:name="_Toc1182"/>
       <w:bookmarkStart w:id="150" w:name="_Toc2660"/>
       <w:bookmarkStart w:id="151" w:name="_Toc22555"/>
+      <w:bookmarkStart w:id="152" w:name="_Toc241703135"/>
       <w:r>
         <w:rPr>
           <w:sz w:val="26"/>
         </w:rPr>
         <w:t>Schema dữ liệu đầu vào</w:t>
       </w:r>
-      <w:bookmarkEnd w:id="148"/>
       <w:bookmarkEnd w:id="149"/>
       <w:bookmarkEnd w:id="150"/>
       <w:bookmarkEnd w:id="151"/>
+      <w:bookmarkEnd w:id="152"/>
     </w:p>
     <w:p>
       <w:pPr>
@@ -14076,15 +14054,15 @@
           <w:lang w:val="vi-VN"/>
         </w:rPr>
       </w:pPr>
-      <w:bookmarkStart w:id="152" w:name="_Toc15372"/>
-      <w:bookmarkStart w:id="153" w:name="_Toc11068"/>
-      <w:bookmarkStart w:id="154" w:name="_Toc28612"/>
+      <w:bookmarkStart w:id="153" w:name="_Toc28612"/>
+      <w:bookmarkStart w:id="154" w:name="_Toc11068"/>
+      <w:bookmarkStart w:id="155" w:name="_Toc15372"/>
       <w:r>
         <w:t>HUẤN LUYỆN MÔ HÌNH</w:t>
       </w:r>
-      <w:bookmarkEnd w:id="152"/>
       <w:bookmarkEnd w:id="153"/>
       <w:bookmarkEnd w:id="154"/>
+      <w:bookmarkEnd w:id="155"/>
     </w:p>
     <w:p>
       <w:pPr>
@@ -14092,18 +14070,18 @@
         <w:ind w:left="142" w:hanging="426"/>
         <w:jc w:val="both"/>
       </w:pPr>
-      <w:bookmarkStart w:id="155" w:name="_Toc24145"/>
-      <w:bookmarkStart w:id="156" w:name="_Toc8591"/>
-      <w:bookmarkStart w:id="157" w:name="_Toc11439"/>
+      <w:bookmarkStart w:id="156" w:name="_Toc11439"/>
+      <w:bookmarkStart w:id="157" w:name="_Toc24145"/>
+      <w:bookmarkStart w:id="158" w:name="_Toc8591"/>
       <w:r>
         <w:rPr>
           <w:sz w:val="26"/>
         </w:rPr>
         <w:t>Thiết kế thực nghiệm</w:t>
       </w:r>
-      <w:bookmarkEnd w:id="155"/>
       <w:bookmarkEnd w:id="156"/>
       <w:bookmarkEnd w:id="157"/>
+      <w:bookmarkEnd w:id="158"/>
     </w:p>
     <w:p>
       <w:pPr>
@@ -14137,7 +14115,7 @@
           <w:szCs w:val="26"/>
           <w:lang w:val="en-US" w:eastAsia="zh-CN" w:bidi="ar"/>
         </w:rPr>
-        <w:t>Mọi mô hình đều được huấn luyện trên cùng một tập Train ($480$ mẫu) và đánh giá trên cùng một tập Test ($120$ mẫu) độc lập nhằm đảm bảo tính khách quan và bình đẳng khi so sánh hiệu năng giữa các thuật toán.</w:t>
+        <w:t>Mọi mô hình đều được huấn luyện trên cùng một tập Train (480 mẫu) và đánh giá trên cùng một tập Test (120 mẫu) độc lập nhằm đảm bảo tính khách quan và bình đẳng khi so sánh hiệu năng giữa các thuật toán.</w:t>
       </w:r>
     </w:p>
     <w:p>
@@ -14154,9 +14132,9 @@
           <w:szCs w:val="26"/>
         </w:rPr>
       </w:pPr>
-      <w:bookmarkStart w:id="158" w:name="_Toc17289"/>
-      <w:bookmarkStart w:id="159" w:name="_Toc20593"/>
-      <w:bookmarkStart w:id="160" w:name="_Toc32682"/>
+      <w:bookmarkStart w:id="159" w:name="_Toc32682"/>
+      <w:bookmarkStart w:id="160" w:name="_Toc17289"/>
+      <w:bookmarkStart w:id="161" w:name="_Toc20593"/>
       <w:r>
         <w:rPr>
           <w:rStyle w:val="51"/>
@@ -14168,9 +14146,9 @@
         </w:rPr>
         <w:t>Cấu hình mô hình</w:t>
       </w:r>
-      <w:bookmarkEnd w:id="158"/>
       <w:bookmarkEnd w:id="159"/>
       <w:bookmarkEnd w:id="160"/>
+      <w:bookmarkEnd w:id="161"/>
     </w:p>
     <w:p>
       <w:pPr>
@@ -14433,9 +14411,9 @@
           <w:szCs w:val="26"/>
         </w:rPr>
       </w:pPr>
-      <w:bookmarkStart w:id="161" w:name="_Toc32444"/>
-      <w:bookmarkStart w:id="162" w:name="_Toc30954"/>
-      <w:bookmarkStart w:id="163" w:name="_Toc26932"/>
+      <w:bookmarkStart w:id="162" w:name="_Toc26932"/>
+      <w:bookmarkStart w:id="163" w:name="_Toc32444"/>
+      <w:bookmarkStart w:id="164" w:name="_Toc30954"/>
       <w:r>
         <w:rPr>
           <w:rFonts w:hint="default" w:ascii="Times New Roman" w:hAnsi="Times New Roman" w:eastAsia="SimSun" w:cs="Times New Roman"/>
@@ -14444,9 +14422,9 @@
         </w:rPr>
         <w:t>Huấn luyện K-Nearest Neighbors (KNN)</w:t>
       </w:r>
-      <w:bookmarkEnd w:id="161"/>
       <w:bookmarkEnd w:id="162"/>
       <w:bookmarkEnd w:id="163"/>
+      <w:bookmarkEnd w:id="164"/>
     </w:p>
     <w:p>
       <w:pPr>
@@ -14480,9 +14458,9 @@
           <w:szCs w:val="26"/>
         </w:rPr>
       </w:pPr>
-      <w:bookmarkStart w:id="164" w:name="_Toc24514"/>
-      <w:bookmarkStart w:id="165" w:name="_Toc24592"/>
+      <w:bookmarkStart w:id="165" w:name="_Toc24514"/>
       <w:bookmarkStart w:id="166" w:name="_Toc17939"/>
+      <w:bookmarkStart w:id="167" w:name="_Toc24592"/>
       <w:r>
         <w:rPr>
           <w:rFonts w:hint="default" w:ascii="Times New Roman" w:hAnsi="Times New Roman" w:eastAsia="SimSun" w:cs="Times New Roman"/>
@@ -14491,9 +14469,9 @@
         </w:rPr>
         <w:t>Huấn luyện Logistic Regression</w:t>
       </w:r>
-      <w:bookmarkEnd w:id="164"/>
       <w:bookmarkEnd w:id="165"/>
       <w:bookmarkEnd w:id="166"/>
+      <w:bookmarkEnd w:id="167"/>
     </w:p>
     <w:p>
       <w:pPr>
@@ -14517,7 +14495,7 @@
           <w:szCs w:val="26"/>
           <w:lang w:val="en-US" w:eastAsia="zh-CN" w:bidi="ar"/>
         </w:rPr>
-        <w:t>Mô hình Logistic Regression tối ưu hóa hàm mất mát Log-loss để tìm ra bộ trọng số $w$ tối ưu. Tốc độ tính toán siêu nhanh và dung lượng lưu trữ tối ưu.</w:t>
+        <w:t>Mô hình Logistic Regression tối ưu hóa hàm mất mát Log-loss để tìm ra bộ trọng số w tối ưu. Tốc độ tính toán siêu nhanh và dung lượng lưu trữ tối ưu.</w:t>
       </w:r>
     </w:p>
     <w:p>
@@ -14534,9 +14512,9 @@
           <w:szCs w:val="26"/>
         </w:rPr>
       </w:pPr>
-      <w:bookmarkStart w:id="167" w:name="_Toc19268"/>
-      <w:bookmarkStart w:id="168" w:name="_Toc18712"/>
-      <w:bookmarkStart w:id="169" w:name="_Toc24622"/>
+      <w:bookmarkStart w:id="168" w:name="_Toc24622"/>
+      <w:bookmarkStart w:id="169" w:name="_Toc19268"/>
+      <w:bookmarkStart w:id="170" w:name="_Toc18712"/>
       <w:r>
         <w:rPr>
           <w:rFonts w:hint="default" w:ascii="Times New Roman" w:hAnsi="Times New Roman" w:eastAsia="SimSun" w:cs="Times New Roman"/>
@@ -14545,9 +14523,9 @@
         </w:rPr>
         <w:t>Huấn luyện Decision Tree</w:t>
       </w:r>
-      <w:bookmarkEnd w:id="167"/>
       <w:bookmarkEnd w:id="168"/>
       <w:bookmarkEnd w:id="169"/>
+      <w:bookmarkEnd w:id="170"/>
     </w:p>
     <w:p>
       <w:pPr>
@@ -14691,9 +14669,9 @@
           <w:szCs w:val="26"/>
         </w:rPr>
       </w:pPr>
-      <w:bookmarkStart w:id="170" w:name="_Toc18868"/>
-      <w:bookmarkStart w:id="171" w:name="_Toc12805"/>
-      <w:bookmarkStart w:id="172" w:name="_Toc18470"/>
+      <w:bookmarkStart w:id="171" w:name="_Toc18470"/>
+      <w:bookmarkStart w:id="172" w:name="_Toc12805"/>
+      <w:bookmarkStart w:id="173" w:name="_Toc18868"/>
       <w:r>
         <w:rPr>
           <w:rFonts w:hint="default" w:ascii="Times New Roman" w:hAnsi="Times New Roman" w:eastAsia="SimSun" w:cs="Times New Roman"/>
@@ -14702,9 +14680,9 @@
         </w:rPr>
         <w:t>Huấn luyện Gaussian Naive Bayes</w:t>
       </w:r>
-      <w:bookmarkEnd w:id="170"/>
       <w:bookmarkEnd w:id="171"/>
       <w:bookmarkEnd w:id="172"/>
+      <w:bookmarkEnd w:id="173"/>
     </w:p>
     <w:p>
       <w:pPr>
@@ -15094,34 +15072,34 @@
         <w:ind w:left="432" w:leftChars="0" w:firstLineChars="0"/>
         <w:jc w:val="center"/>
       </w:pPr>
-      <w:bookmarkStart w:id="173" w:name="_Toc241703145"/>
-      <w:bookmarkStart w:id="174" w:name="_Toc1394"/>
-      <w:bookmarkStart w:id="175" w:name="_Toc19681"/>
-      <w:bookmarkStart w:id="176" w:name="_Toc21521"/>
+      <w:bookmarkStart w:id="174" w:name="_Toc19681"/>
+      <w:bookmarkStart w:id="175" w:name="_Toc241703145"/>
+      <w:bookmarkStart w:id="176" w:name="_Toc1394"/>
+      <w:bookmarkStart w:id="177" w:name="_Toc21521"/>
       <w:r>
         <w:t>ĐÁNH GIÁ VÀ LỰA CHỌN MÔ HÌNH</w:t>
       </w:r>
-      <w:bookmarkEnd w:id="173"/>
       <w:bookmarkEnd w:id="174"/>
       <w:bookmarkEnd w:id="175"/>
       <w:bookmarkEnd w:id="176"/>
+      <w:bookmarkEnd w:id="177"/>
     </w:p>
     <w:p>
       <w:pPr>
         <w:pStyle w:val="3"/>
         <w:bidi w:val="0"/>
       </w:pPr>
-      <w:bookmarkStart w:id="177" w:name="_Toc241703146"/>
-      <w:bookmarkStart w:id="178" w:name="_Toc32569"/>
-      <w:bookmarkStart w:id="179" w:name="_Toc30295"/>
-      <w:bookmarkStart w:id="180" w:name="_Toc28875"/>
+      <w:bookmarkStart w:id="178" w:name="_Toc28875"/>
+      <w:bookmarkStart w:id="179" w:name="_Toc32569"/>
+      <w:bookmarkStart w:id="180" w:name="_Toc30295"/>
+      <w:bookmarkStart w:id="181" w:name="_Toc241703146"/>
       <w:r>
         <w:t>Thiết lập đánh giá</w:t>
       </w:r>
-      <w:bookmarkEnd w:id="177"/>
       <w:bookmarkEnd w:id="178"/>
       <w:bookmarkEnd w:id="179"/>
       <w:bookmarkEnd w:id="180"/>
+      <w:bookmarkEnd w:id="181"/>
     </w:p>
     <w:p>
       <w:pPr>
@@ -15222,17 +15200,17 @@
           <w:lang w:val="vi-VN"/>
         </w:rPr>
       </w:pPr>
-      <w:bookmarkStart w:id="181" w:name="_Toc241703147"/>
-      <w:bookmarkStart w:id="182" w:name="_Toc21577"/>
-      <w:bookmarkStart w:id="183" w:name="_Toc23303"/>
-      <w:bookmarkStart w:id="184" w:name="_Toc30048"/>
+      <w:bookmarkStart w:id="182" w:name="_Toc241703147"/>
+      <w:bookmarkStart w:id="183" w:name="_Toc30048"/>
+      <w:bookmarkStart w:id="184" w:name="_Toc23303"/>
+      <w:bookmarkStart w:id="185" w:name="_Toc21577"/>
       <w:r>
         <w:rPr>
           <w:sz w:val="26"/>
         </w:rPr>
         <w:t xml:space="preserve">Kết quả </w:t>
       </w:r>
-      <w:bookmarkEnd w:id="181"/>
+      <w:bookmarkEnd w:id="182"/>
       <w:r>
         <w:rPr>
           <w:rFonts w:hint="default"/>
@@ -15241,9 +15219,9 @@
         </w:rPr>
         <w:t>đánh giá</w:t>
       </w:r>
-      <w:bookmarkEnd w:id="182"/>
       <w:bookmarkEnd w:id="183"/>
       <w:bookmarkEnd w:id="184"/>
+      <w:bookmarkEnd w:id="185"/>
     </w:p>
     <w:p>
       <w:pPr>
@@ -15254,12 +15232,13 @@
           <w:lang w:val="vi-VN"/>
         </w:rPr>
       </w:pPr>
-      <w:bookmarkStart w:id="185" w:name="_Toc241234541"/>
       <w:bookmarkStart w:id="186" w:name="_Toc18756"/>
-      <w:bookmarkStart w:id="187" w:name="_Toc13796"/>
-      <w:bookmarkStart w:id="188" w:name="_Toc21589"/>
-      <w:bookmarkStart w:id="189" w:name="_Toc1839"/>
-      <w:bookmarkStart w:id="190" w:name="_Toc11295"/>
+      <w:bookmarkStart w:id="187" w:name="_Toc241234541"/>
+      <w:bookmarkStart w:id="188" w:name="_Toc1839"/>
+      <w:bookmarkStart w:id="189" w:name="_Toc11295"/>
+      <w:bookmarkStart w:id="190" w:name="_Toc13796"/>
+      <w:bookmarkStart w:id="191" w:name="_Toc21589"/>
+      <w:bookmarkStart w:id="192" w:name="_Toc14446"/>
       <w:r>
         <w:rPr>
           <w:lang w:val="vi-VN"/>
@@ -15279,15 +15258,16 @@
         </w:rPr>
         <w:t>:</w:t>
       </w:r>
-      <w:bookmarkEnd w:id="185"/>
       <w:bookmarkEnd w:id="186"/>
+      <w:bookmarkEnd w:id="187"/>
       <w:r>
         <w:t>Bảng tổng hợp kết quả hiệu năng trên tập kiểm tra (Test set):</w:t>
       </w:r>
-      <w:bookmarkEnd w:id="187"/>
       <w:bookmarkEnd w:id="188"/>
       <w:bookmarkEnd w:id="189"/>
       <w:bookmarkEnd w:id="190"/>
+      <w:bookmarkEnd w:id="191"/>
+      <w:bookmarkEnd w:id="192"/>
     </w:p>
     <w:p>
       <w:pPr>
@@ -15354,9 +15334,9 @@
           <w:lang w:val="vi-VN"/>
         </w:rPr>
       </w:pPr>
-      <w:bookmarkStart w:id="191" w:name="_Toc29082"/>
-      <w:bookmarkStart w:id="192" w:name="_Toc23602"/>
-      <w:bookmarkStart w:id="193" w:name="_Toc17092"/>
+      <w:bookmarkStart w:id="193" w:name="_Toc29082"/>
+      <w:bookmarkStart w:id="194" w:name="_Toc17092"/>
+      <w:bookmarkStart w:id="195" w:name="_Toc23602"/>
       <w:r>
         <w:rPr>
           <w:rFonts w:hint="default" w:ascii="Times New Roman" w:hAnsi="Times New Roman" w:eastAsia="SimSun" w:cs="Times New Roman"/>
@@ -15365,9 +15345,9 @@
         </w:rPr>
         <w:t>Phân tích kết quả và So sánh mô hình</w:t>
       </w:r>
-      <w:bookmarkEnd w:id="191"/>
-      <w:bookmarkEnd w:id="192"/>
       <w:bookmarkEnd w:id="193"/>
+      <w:bookmarkEnd w:id="194"/>
+      <w:bookmarkEnd w:id="195"/>
     </w:p>
     <w:p>
       <w:pPr>
@@ -15534,7 +15514,15 @@
           <w:szCs w:val="26"/>
           <w:lang w:val="vi-VN"/>
         </w:rPr>
-        <w:t>(89.</w:t>
+        <w:t xml:space="preserve">(89.83%), </w:t>
+      </w:r>
+      <w:r>
+        <w:rPr>
+          <w:rFonts w:hint="default" w:ascii="Times New Roman" w:hAnsi="Times New Roman" w:eastAsia="SimSun" w:cs="Times New Roman"/>
+          <w:sz w:val="26"/>
+          <w:szCs w:val="26"/>
+        </w:rPr>
+        <w:t>mô hình giúp tổ chức tài chính kiểm soát rủi ro tối ưu, hạn chế tối đa việc phê duyệt nhầm các hồ sơ xấu/rủi ro. Đồng thời, chỉ số Recall</w:t>
       </w:r>
       <w:r>
         <w:rPr>
@@ -15543,33 +15531,7 @@
           <w:szCs w:val="26"/>
           <w:lang w:val="vi-VN"/>
         </w:rPr>
-        <w:t xml:space="preserve">83%), </w:t>
-      </w:r>
-      <w:r>
-        <w:rPr>
-          <w:rFonts w:hint="default" w:ascii="Times New Roman" w:hAnsi="Times New Roman" w:eastAsia="SimSun" w:cs="Times New Roman"/>
-          <w:sz w:val="26"/>
-          <w:szCs w:val="26"/>
-        </w:rPr>
-        <w:t>mô hình giúp tổ chức tài chính kiểm soát rủi ro tối ưu, hạn chế tối đa việc phê duyệt nhầm các hồ sơ xấu/rủi ro. Đồng thời, chỉ số Recall</w:t>
-      </w:r>
-      <w:r>
-        <w:rPr>
-          <w:rFonts w:hint="default" w:ascii="Times New Roman" w:hAnsi="Times New Roman" w:eastAsia="SimSun" w:cs="Times New Roman"/>
-          <w:sz w:val="26"/>
-          <w:szCs w:val="26"/>
-          <w:lang w:val="vi-VN"/>
-        </w:rPr>
-        <w:t>(78.</w:t>
-      </w:r>
-      <w:r>
-        <w:rPr>
-          <w:rFonts w:hint="default" w:ascii="Times New Roman" w:hAnsi="Times New Roman" w:eastAsia="SimSun" w:cs="Times New Roman"/>
-          <w:sz w:val="26"/>
-          <w:szCs w:val="26"/>
-          <w:lang w:val="vi-VN"/>
-        </w:rPr>
-        <w:t>36%)</w:t>
+        <w:t>(78.36%)</w:t>
       </w:r>
       <w:r>
         <w:rPr>
@@ -15583,6 +15545,7 @@
     <w:p>
       <w:pPr>
         <w:numPr>
+          <w:ilvl w:val="0"/>
           <w:numId w:val="0"/>
         </w:numPr>
         <w:tabs>
@@ -15878,6 +15841,7 @@
     <w:p>
       <w:pPr>
         <w:numPr>
+          <w:ilvl w:val="0"/>
           <w:numId w:val="0"/>
         </w:numPr>
         <w:tabs>
@@ -15950,6 +15914,7 @@
     <w:p>
       <w:pPr>
         <w:numPr>
+          <w:ilvl w:val="0"/>
           <w:numId w:val="0"/>
         </w:numPr>
         <w:tabs>
@@ -16011,9 +15976,9 @@
           <w:lang w:val="vi-VN"/>
         </w:rPr>
       </w:pPr>
-      <w:bookmarkStart w:id="194" w:name="_Toc22806"/>
-      <w:bookmarkStart w:id="195" w:name="_Toc5042"/>
-      <w:bookmarkStart w:id="196" w:name="_Toc18141"/>
+      <w:bookmarkStart w:id="196" w:name="_Toc22806"/>
+      <w:bookmarkStart w:id="197" w:name="_Toc5042"/>
+      <w:bookmarkStart w:id="198" w:name="_Toc18141"/>
       <w:r>
         <w:rPr>
           <w:rFonts w:hint="default" w:ascii="Times New Roman" w:hAnsi="Times New Roman" w:eastAsia="SimSun" w:cs="Times New Roman"/>
@@ -16022,9 +15987,9 @@
         </w:rPr>
         <w:t>Lựa chọn mô hình tối ưu để triển khai</w:t>
       </w:r>
-      <w:bookmarkEnd w:id="194"/>
-      <w:bookmarkEnd w:id="195"/>
       <w:bookmarkEnd w:id="196"/>
+      <w:bookmarkEnd w:id="197"/>
+      <w:bookmarkEnd w:id="198"/>
     </w:p>
     <w:p>
       <w:pPr>
@@ -16098,7 +16063,6 @@
           <w:lang w:val="vi-VN"/>
         </w:rPr>
         <w:tab/>
-        <w:t/>
       </w:r>
       <w:r>
         <w:rPr>
@@ -16227,6 +16191,7 @@
     <w:p>
       <w:pPr>
         <w:numPr>
+          <w:ilvl w:val="0"/>
           <w:numId w:val="0"/>
         </w:numPr>
         <w:tabs>
@@ -16243,6 +16208,7 @@
     <w:p>
       <w:pPr>
         <w:numPr>
+          <w:ilvl w:val="0"/>
           <w:numId w:val="0"/>
         </w:numPr>
         <w:tabs>
@@ -16259,6 +16225,7 @@
     <w:p>
       <w:pPr>
         <w:numPr>
+          <w:ilvl w:val="0"/>
           <w:numId w:val="0"/>
         </w:numPr>
         <w:tabs>
@@ -16275,6 +16242,7 @@
     <w:p>
       <w:pPr>
         <w:numPr>
+          <w:ilvl w:val="0"/>
           <w:numId w:val="0"/>
         </w:numPr>
         <w:tabs>
@@ -16291,6 +16259,7 @@
     <w:p>
       <w:pPr>
         <w:numPr>
+          <w:ilvl w:val="0"/>
           <w:numId w:val="0"/>
         </w:numPr>
         <w:tabs>
@@ -16307,6 +16276,7 @@
     <w:p>
       <w:pPr>
         <w:numPr>
+          <w:ilvl w:val="0"/>
           <w:numId w:val="0"/>
         </w:numPr>
         <w:tabs>
@@ -16323,6 +16293,7 @@
     <w:p>
       <w:pPr>
         <w:numPr>
+          <w:ilvl w:val="0"/>
           <w:numId w:val="0"/>
         </w:numPr>
         <w:tabs>
@@ -16339,6 +16310,7 @@
     <w:p>
       <w:pPr>
         <w:numPr>
+          <w:ilvl w:val="0"/>
           <w:numId w:val="0"/>
         </w:numPr>
         <w:tabs>
@@ -16355,6 +16327,7 @@
     <w:p>
       <w:pPr>
         <w:numPr>
+          <w:ilvl w:val="0"/>
           <w:numId w:val="0"/>
         </w:numPr>
         <w:tabs>
@@ -16371,6 +16344,7 @@
     <w:p>
       <w:pPr>
         <w:numPr>
+          <w:ilvl w:val="0"/>
           <w:numId w:val="0"/>
         </w:numPr>
         <w:tabs>
@@ -16387,6 +16361,7 @@
     <w:p>
       <w:pPr>
         <w:numPr>
+          <w:ilvl w:val="0"/>
           <w:numId w:val="0"/>
         </w:numPr>
         <w:tabs>
@@ -16407,17 +16382,17 @@
         <w:ind w:left="432" w:leftChars="0" w:firstLineChars="0"/>
         <w:jc w:val="center"/>
       </w:pPr>
-      <w:bookmarkStart w:id="197" w:name="_Toc241703152"/>
-      <w:bookmarkStart w:id="198" w:name="_Toc25992"/>
-      <w:bookmarkStart w:id="199" w:name="_Toc8736"/>
-      <w:bookmarkStart w:id="200" w:name="_Toc15539"/>
+      <w:bookmarkStart w:id="199" w:name="_Toc15539"/>
+      <w:bookmarkStart w:id="200" w:name="_Toc25992"/>
+      <w:bookmarkStart w:id="201" w:name="_Toc241703152"/>
+      <w:bookmarkStart w:id="202" w:name="_Toc8736"/>
       <w:r>
         <w:t>ĐÓNG GÓI MÔ HÌNH</w:t>
       </w:r>
-      <w:bookmarkEnd w:id="197"/>
-      <w:bookmarkEnd w:id="198"/>
       <w:bookmarkEnd w:id="199"/>
       <w:bookmarkEnd w:id="200"/>
+      <w:bookmarkEnd w:id="201"/>
+      <w:bookmarkEnd w:id="202"/>
     </w:p>
     <w:p>
       <w:pPr>
@@ -16429,10 +16404,10 @@
           <w:szCs w:val="26"/>
         </w:rPr>
       </w:pPr>
-      <w:bookmarkStart w:id="201" w:name="_Toc13300"/>
-      <w:bookmarkStart w:id="202" w:name="_Toc26172"/>
-      <w:bookmarkStart w:id="203" w:name="_Toc16383"/>
-      <w:bookmarkStart w:id="204" w:name="_Toc241703158"/>
+      <w:bookmarkStart w:id="203" w:name="_Toc26172"/>
+      <w:bookmarkStart w:id="204" w:name="_Toc16383"/>
+      <w:bookmarkStart w:id="205" w:name="_Toc13300"/>
+      <w:bookmarkStart w:id="206" w:name="_Toc241703158"/>
       <w:r>
         <w:rPr>
           <w:rFonts w:hint="default" w:ascii="Times New Roman" w:hAnsi="Times New Roman" w:eastAsia="SimSun" w:cs="Times New Roman"/>
@@ -16441,9 +16416,9 @@
         </w:rPr>
         <w:t>Quy trình đóng gói mô hình và cấu trúc Artifacts</w:t>
       </w:r>
-      <w:bookmarkEnd w:id="201"/>
-      <w:bookmarkEnd w:id="202"/>
       <w:bookmarkEnd w:id="203"/>
+      <w:bookmarkEnd w:id="204"/>
+      <w:bookmarkEnd w:id="205"/>
     </w:p>
     <w:p>
       <w:pPr>
@@ -16691,9 +16666,9 @@
           <w:szCs w:val="26"/>
         </w:rPr>
       </w:pPr>
-      <w:bookmarkStart w:id="205" w:name="_Toc30744"/>
-      <w:bookmarkStart w:id="206" w:name="_Toc24867"/>
       <w:bookmarkStart w:id="207" w:name="_Toc1573"/>
+      <w:bookmarkStart w:id="208" w:name="_Toc24867"/>
+      <w:bookmarkStart w:id="209" w:name="_Toc30744"/>
       <w:r>
         <w:rPr>
           <w:rFonts w:hint="default" w:ascii="Times New Roman" w:hAnsi="Times New Roman" w:eastAsia="SimSun" w:cs="Times New Roman"/>
@@ -16702,9 +16677,9 @@
         </w:rPr>
         <w:t>Kiến trúc hệ thống Docker 3 Container</w:t>
       </w:r>
-      <w:bookmarkEnd w:id="205"/>
-      <w:bookmarkEnd w:id="206"/>
       <w:bookmarkEnd w:id="207"/>
+      <w:bookmarkEnd w:id="208"/>
+      <w:bookmarkEnd w:id="209"/>
     </w:p>
     <w:p>
       <w:pPr>
@@ -16986,16 +16961,16 @@
         <w:pStyle w:val="2"/>
         <w:ind w:left="432" w:leftChars="0" w:firstLineChars="0"/>
       </w:pPr>
-      <w:bookmarkStart w:id="208" w:name="_Toc15719"/>
-      <w:bookmarkStart w:id="209" w:name="_Toc6762"/>
-      <w:bookmarkStart w:id="210" w:name="_Toc2118"/>
+      <w:bookmarkStart w:id="210" w:name="_Toc6762"/>
+      <w:bookmarkStart w:id="211" w:name="_Toc15719"/>
+      <w:bookmarkStart w:id="212" w:name="_Toc2118"/>
       <w:r>
         <w:t>THIẾT KẾ VÀ XÂY DỰNG HỆ THỐNG</w:t>
       </w:r>
-      <w:bookmarkEnd w:id="204"/>
-      <w:bookmarkEnd w:id="208"/>
-      <w:bookmarkEnd w:id="209"/>
+      <w:bookmarkEnd w:id="206"/>
       <w:bookmarkEnd w:id="210"/>
+      <w:bookmarkEnd w:id="211"/>
+      <w:bookmarkEnd w:id="212"/>
     </w:p>
     <w:p>
       <w:pPr>
@@ -17008,10 +16983,10 @@
           <w:szCs w:val="26"/>
         </w:rPr>
       </w:pPr>
-      <w:bookmarkStart w:id="211" w:name="_Toc241703159"/>
-      <w:bookmarkStart w:id="212" w:name="_Toc6266"/>
-      <w:bookmarkStart w:id="213" w:name="_Toc12691"/>
-      <w:bookmarkStart w:id="214" w:name="_Toc30232"/>
+      <w:bookmarkStart w:id="213" w:name="_Toc241703159"/>
+      <w:bookmarkStart w:id="214" w:name="_Toc12691"/>
+      <w:bookmarkStart w:id="215" w:name="_Toc30232"/>
+      <w:bookmarkStart w:id="216" w:name="_Toc6266"/>
       <w:r>
         <w:rPr>
           <w:rFonts w:hint="default" w:ascii="Times New Roman" w:hAnsi="Times New Roman" w:cs="Times New Roman"/>
@@ -17020,10 +16995,10 @@
         </w:rPr>
         <w:t>Kiến trúc tổng thể</w:t>
       </w:r>
-      <w:bookmarkEnd w:id="211"/>
-      <w:bookmarkEnd w:id="212"/>
       <w:bookmarkEnd w:id="213"/>
       <w:bookmarkEnd w:id="214"/>
+      <w:bookmarkEnd w:id="215"/>
+      <w:bookmarkEnd w:id="216"/>
     </w:p>
     <w:p>
       <w:pPr>
@@ -17054,9 +17029,9 @@
           <w:szCs w:val="26"/>
         </w:rPr>
       </w:pPr>
-      <w:bookmarkStart w:id="215" w:name="_Toc9645"/>
-      <w:bookmarkStart w:id="216" w:name="_Toc8270"/>
-      <w:bookmarkStart w:id="217" w:name="_Toc14900"/>
+      <w:bookmarkStart w:id="217" w:name="_Toc9645"/>
+      <w:bookmarkStart w:id="218" w:name="_Toc14900"/>
+      <w:bookmarkStart w:id="219" w:name="_Toc8270"/>
       <w:r>
         <w:rPr>
           <w:rFonts w:hint="default" w:ascii="Times New Roman" w:hAnsi="Times New Roman" w:eastAsia="SimSun" w:cs="Times New Roman"/>
@@ -17065,9 +17040,9 @@
         </w:rPr>
         <w:t>Chi tiết các thành phần hệ thống</w:t>
       </w:r>
-      <w:bookmarkEnd w:id="215"/>
-      <w:bookmarkEnd w:id="216"/>
       <w:bookmarkEnd w:id="217"/>
+      <w:bookmarkEnd w:id="218"/>
+      <w:bookmarkEnd w:id="219"/>
     </w:p>
     <w:p>
       <w:pPr>
@@ -17077,18 +17052,18 @@
           <w:rFonts w:hint="default"/>
         </w:rPr>
       </w:pPr>
-      <w:bookmarkStart w:id="218" w:name="_Toc1152"/>
-      <w:bookmarkStart w:id="219" w:name="_Toc32744"/>
-      <w:bookmarkStart w:id="220" w:name="_Toc18073"/>
+      <w:bookmarkStart w:id="220" w:name="_Toc32744"/>
+      <w:bookmarkStart w:id="221" w:name="_Toc1152"/>
+      <w:bookmarkStart w:id="222" w:name="_Toc18073"/>
       <w:r>
         <w:rPr>
           <w:rFonts w:hint="default"/>
         </w:rPr>
         <w:t>Tầng Giao diện Người dùng(Frontend - Port 3000)</w:t>
       </w:r>
-      <w:bookmarkEnd w:id="218"/>
-      <w:bookmarkEnd w:id="219"/>
       <w:bookmarkEnd w:id="220"/>
+      <w:bookmarkEnd w:id="221"/>
+      <w:bookmarkEnd w:id="222"/>
     </w:p>
     <w:p>
       <w:pPr>
@@ -17262,18 +17237,18 @@
           <w:rFonts w:hint="default"/>
         </w:rPr>
       </w:pPr>
-      <w:bookmarkStart w:id="221" w:name="_Toc28600"/>
-      <w:bookmarkStart w:id="222" w:name="_Toc17516"/>
       <w:bookmarkStart w:id="223" w:name="_Toc21225"/>
+      <w:bookmarkStart w:id="224" w:name="_Toc28600"/>
+      <w:bookmarkStart w:id="225" w:name="_Toc17516"/>
       <w:r>
         <w:rPr>
           <w:rFonts w:hint="default"/>
         </w:rPr>
         <w:t>Tầng Cổng Nghiệp vụ (Backend Gateway - Port 8000)</w:t>
       </w:r>
-      <w:bookmarkEnd w:id="221"/>
-      <w:bookmarkEnd w:id="222"/>
       <w:bookmarkEnd w:id="223"/>
+      <w:bookmarkEnd w:id="224"/>
+      <w:bookmarkEnd w:id="225"/>
     </w:p>
     <w:p>
       <w:pPr>
@@ -17454,22 +17429,23 @@
           <w:rFonts w:hint="default"/>
         </w:rPr>
       </w:pPr>
-      <w:bookmarkStart w:id="224" w:name="_Toc1577"/>
-      <w:bookmarkStart w:id="225" w:name="_Toc22744"/>
       <w:bookmarkStart w:id="226" w:name="_Toc9839"/>
+      <w:bookmarkStart w:id="227" w:name="_Toc22744"/>
+      <w:bookmarkStart w:id="228" w:name="_Toc1577"/>
       <w:r>
         <w:rPr>
           <w:rFonts w:hint="default"/>
         </w:rPr>
         <w:t>Tầng Dịch vụ Mô hình AI (AI Service Engine - Port 8001)</w:t>
       </w:r>
-      <w:bookmarkEnd w:id="224"/>
-      <w:bookmarkEnd w:id="225"/>
       <w:bookmarkEnd w:id="226"/>
+      <w:bookmarkEnd w:id="227"/>
+      <w:bookmarkEnd w:id="228"/>
     </w:p>
     <w:p>
       <w:pPr>
         <w:numPr>
+          <w:ilvl w:val="0"/>
           <w:numId w:val="0"/>
         </w:numPr>
         <w:tabs>
@@ -17504,6 +17480,7 @@
     <w:p>
       <w:pPr>
         <w:numPr>
+          <w:ilvl w:val="0"/>
           <w:numId w:val="0"/>
         </w:numPr>
         <w:tabs>
@@ -17698,17 +17675,17 @@
         <w:pStyle w:val="2"/>
         <w:ind w:left="432" w:leftChars="0" w:firstLineChars="0"/>
       </w:pPr>
-      <w:bookmarkStart w:id="227" w:name="_Toc241703168"/>
-      <w:bookmarkStart w:id="228" w:name="_Toc11512"/>
-      <w:bookmarkStart w:id="229" w:name="_Toc4570"/>
-      <w:bookmarkStart w:id="230" w:name="_Toc23472"/>
+      <w:bookmarkStart w:id="229" w:name="_Toc23472"/>
+      <w:bookmarkStart w:id="230" w:name="_Toc11512"/>
+      <w:bookmarkStart w:id="231" w:name="_Toc4570"/>
+      <w:bookmarkStart w:id="232" w:name="_Toc241703168"/>
       <w:r>
         <w:t>TRIỂN KHAI, KIỂM THỬ VÀ HIỆU NĂNG</w:t>
       </w:r>
-      <w:bookmarkEnd w:id="227"/>
-      <w:bookmarkEnd w:id="228"/>
       <w:bookmarkEnd w:id="229"/>
       <w:bookmarkEnd w:id="230"/>
+      <w:bookmarkEnd w:id="231"/>
+      <w:bookmarkEnd w:id="232"/>
     </w:p>
     <w:p>
       <w:pPr>
@@ -17721,9 +17698,9 @@
           <w:szCs w:val="26"/>
         </w:rPr>
       </w:pPr>
-      <w:bookmarkStart w:id="231" w:name="_Toc25302"/>
-      <w:bookmarkStart w:id="232" w:name="_Toc28534"/>
-      <w:bookmarkStart w:id="233" w:name="_Toc8421"/>
+      <w:bookmarkStart w:id="233" w:name="_Toc28534"/>
+      <w:bookmarkStart w:id="234" w:name="_Toc25302"/>
+      <w:bookmarkStart w:id="235" w:name="_Toc8421"/>
       <w:r>
         <w:rPr>
           <w:rFonts w:hint="default" w:ascii="Times New Roman" w:hAnsi="Times New Roman" w:eastAsia="SimSun" w:cs="Times New Roman"/>
@@ -17732,9 +17709,9 @@
         </w:rPr>
         <w:t>Môi trường triển khai hệ thống</w:t>
       </w:r>
-      <w:bookmarkEnd w:id="231"/>
-      <w:bookmarkEnd w:id="232"/>
       <w:bookmarkEnd w:id="233"/>
+      <w:bookmarkEnd w:id="234"/>
+      <w:bookmarkEnd w:id="235"/>
     </w:p>
     <w:p>
       <w:pPr>
@@ -18045,9 +18022,9 @@
           <w:szCs w:val="26"/>
         </w:rPr>
       </w:pPr>
-      <w:bookmarkStart w:id="234" w:name="_Toc18513"/>
-      <w:bookmarkStart w:id="235" w:name="_Toc14952"/>
-      <w:bookmarkStart w:id="236" w:name="_Toc1290"/>
+      <w:bookmarkStart w:id="236" w:name="_Toc14952"/>
+      <w:bookmarkStart w:id="237" w:name="_Toc1290"/>
+      <w:bookmarkStart w:id="238" w:name="_Toc18513"/>
       <w:r>
         <w:rPr>
           <w:rFonts w:hint="default" w:ascii="Times New Roman" w:hAnsi="Times New Roman" w:cs="Times New Roman"/>
@@ -18056,9 +18033,9 @@
         </w:rPr>
         <w:t>Quy trình kiểm thử hệ thống</w:t>
       </w:r>
-      <w:bookmarkEnd w:id="234"/>
-      <w:bookmarkEnd w:id="235"/>
       <w:bookmarkEnd w:id="236"/>
+      <w:bookmarkEnd w:id="237"/>
+      <w:bookmarkEnd w:id="238"/>
     </w:p>
     <w:p>
       <w:pPr>
@@ -18071,9 +18048,9 @@
           <w:szCs w:val="26"/>
         </w:rPr>
       </w:pPr>
-      <w:bookmarkStart w:id="237" w:name="_Toc12495"/>
-      <w:bookmarkStart w:id="238" w:name="_Toc30004"/>
-      <w:bookmarkStart w:id="239" w:name="_Toc21819"/>
+      <w:bookmarkStart w:id="239" w:name="_Toc12495"/>
+      <w:bookmarkStart w:id="240" w:name="_Toc21819"/>
+      <w:bookmarkStart w:id="241" w:name="_Toc30004"/>
       <w:r>
         <w:rPr>
           <w:rFonts w:hint="default" w:ascii="Times New Roman" w:hAnsi="Times New Roman" w:cs="Times New Roman"/>
@@ -18082,9 +18059,9 @@
         </w:rPr>
         <w:t>Kiểm thử Mô hình AI</w:t>
       </w:r>
-      <w:bookmarkEnd w:id="237"/>
-      <w:bookmarkEnd w:id="238"/>
       <w:bookmarkEnd w:id="239"/>
+      <w:bookmarkEnd w:id="240"/>
+      <w:bookmarkEnd w:id="241"/>
     </w:p>
     <w:p>
       <w:pPr>
@@ -18341,9 +18318,9 @@
           <w:lang w:val="vi-VN" w:eastAsia="zh-CN"/>
         </w:rPr>
       </w:pPr>
-      <w:bookmarkStart w:id="240" w:name="_Toc25081"/>
-      <w:bookmarkStart w:id="241" w:name="_Toc23835"/>
       <w:bookmarkStart w:id="242" w:name="_Toc26360"/>
+      <w:bookmarkStart w:id="243" w:name="_Toc23835"/>
+      <w:bookmarkStart w:id="244" w:name="_Toc25081"/>
       <w:r>
         <w:rPr>
           <w:rFonts w:hint="default" w:ascii="Times New Roman" w:hAnsi="Times New Roman" w:cs="Times New Roman"/>
@@ -18352,9 +18329,9 @@
         </w:rPr>
         <w:t>Kiểm thử API Gateway &amp; Ràng buộc dữ liệu</w:t>
       </w:r>
-      <w:bookmarkEnd w:id="240"/>
-      <w:bookmarkEnd w:id="241"/>
       <w:bookmarkEnd w:id="242"/>
+      <w:bookmarkEnd w:id="243"/>
+      <w:bookmarkEnd w:id="244"/>
     </w:p>
     <w:p>
       <w:pPr>
@@ -18544,6 +18521,7 @@
     <w:p>
       <w:pPr>
         <w:numPr>
+          <w:ilvl w:val="0"/>
           <w:numId w:val="0"/>
         </w:numPr>
         <w:tabs>
@@ -18634,6 +18612,7 @@
     <w:p>
       <w:pPr>
         <w:numPr>
+          <w:ilvl w:val="0"/>
           <w:numId w:val="0"/>
         </w:numPr>
         <w:tabs>
@@ -18656,18 +18635,18 @@
           <w:lang w:val="vi-VN"/>
         </w:rPr>
       </w:pPr>
-      <w:bookmarkStart w:id="243" w:name="_Toc11839"/>
-      <w:bookmarkStart w:id="244" w:name="_Toc23279"/>
-      <w:bookmarkStart w:id="245" w:name="_Toc580"/>
+      <w:bookmarkStart w:id="245" w:name="_Toc11839"/>
+      <w:bookmarkStart w:id="246" w:name="_Toc23279"/>
+      <w:bookmarkStart w:id="247" w:name="_Toc580"/>
       <w:r>
         <w:rPr>
           <w:rFonts w:hint="default"/>
         </w:rPr>
         <w:t>Kiểm thử Giao diện Người dùng</w:t>
       </w:r>
-      <w:bookmarkEnd w:id="243"/>
-      <w:bookmarkEnd w:id="244"/>
       <w:bookmarkEnd w:id="245"/>
+      <w:bookmarkEnd w:id="246"/>
+      <w:bookmarkEnd w:id="247"/>
     </w:p>
     <w:p>
       <w:pPr>
@@ -18792,9 +18771,9 @@
           <w:rFonts w:hint="default"/>
         </w:rPr>
       </w:pPr>
-      <w:bookmarkStart w:id="246" w:name="_Toc8201"/>
-      <w:bookmarkStart w:id="247" w:name="_Toc8733"/>
-      <w:bookmarkStart w:id="248" w:name="_Toc3398"/>
+      <w:bookmarkStart w:id="248" w:name="_Toc8733"/>
+      <w:bookmarkStart w:id="249" w:name="_Toc8201"/>
+      <w:bookmarkStart w:id="250" w:name="_Toc3398"/>
       <w:r>
         <w:rPr>
           <w:rFonts w:hint="default"/>
@@ -18827,9 +18806,9 @@
         </w:rPr>
         <w:t>.</w:t>
       </w:r>
-      <w:bookmarkEnd w:id="246"/>
-      <w:bookmarkEnd w:id="247"/>
       <w:bookmarkEnd w:id="248"/>
+      <w:bookmarkEnd w:id="249"/>
+      <w:bookmarkEnd w:id="250"/>
     </w:p>
     <w:p>
       <w:pPr>
@@ -18901,9 +18880,9 @@
           <w:szCs w:val="26"/>
         </w:rPr>
       </w:pPr>
-      <w:bookmarkStart w:id="249" w:name="_Toc2834"/>
-      <w:bookmarkStart w:id="250" w:name="_Toc1415"/>
       <w:bookmarkStart w:id="251" w:name="_Toc30857"/>
+      <w:bookmarkStart w:id="252" w:name="_Toc1415"/>
+      <w:bookmarkStart w:id="253" w:name="_Toc2834"/>
       <w:r>
         <w:rPr>
           <w:rFonts w:hint="default" w:ascii="Times New Roman" w:hAnsi="Times New Roman" w:cs="Times New Roman"/>
@@ -18912,9 +18891,9 @@
         </w:rPr>
         <w:t>Đánh giá hiệu năng</w:t>
       </w:r>
-      <w:bookmarkEnd w:id="249"/>
-      <w:bookmarkEnd w:id="250"/>
       <w:bookmarkEnd w:id="251"/>
+      <w:bookmarkEnd w:id="252"/>
+      <w:bookmarkEnd w:id="253"/>
     </w:p>
     <w:p>
       <w:pPr>
@@ -18937,6 +18916,7 @@
       <w:pPr>
         <w:pStyle w:val="4"/>
         <w:numPr>
+          <w:ilvl w:val="2"/>
           <w:numId w:val="0"/>
         </w:numPr>
         <w:bidi w:val="0"/>
@@ -18947,9 +18927,9 @@
           <w:szCs w:val="26"/>
         </w:rPr>
       </w:pPr>
-      <w:bookmarkStart w:id="252" w:name="_Toc19672"/>
-      <w:bookmarkStart w:id="253" w:name="_Toc2933"/>
-      <w:bookmarkStart w:id="254" w:name="_Toc20529"/>
+      <w:bookmarkStart w:id="254" w:name="_Toc2933"/>
+      <w:bookmarkStart w:id="255" w:name="_Toc20529"/>
+      <w:bookmarkStart w:id="256" w:name="_Toc19672"/>
       <w:r>
         <w:rPr>
           <w:rFonts w:hint="default" w:ascii="Times New Roman" w:hAnsi="Times New Roman" w:cs="Times New Roman"/>
@@ -18958,9 +18938,9 @@
         </w:rPr>
         <w:t>Hiệu năng mô hình trên tập kiểm tra</w:t>
       </w:r>
-      <w:bookmarkEnd w:id="252"/>
-      <w:bookmarkEnd w:id="253"/>
       <w:bookmarkEnd w:id="254"/>
+      <w:bookmarkEnd w:id="255"/>
+      <w:bookmarkEnd w:id="256"/>
     </w:p>
     <w:p>
       <w:pPr>
@@ -19168,6 +19148,7 @@
     <w:p>
       <w:pPr>
         <w:numPr>
+          <w:ilvl w:val="0"/>
           <w:numId w:val="0"/>
         </w:numPr>
         <w:tabs>
@@ -19183,6 +19164,7 @@
     <w:p>
       <w:pPr>
         <w:numPr>
+          <w:ilvl w:val="0"/>
           <w:numId w:val="0"/>
         </w:numPr>
         <w:tabs>
@@ -19198,6 +19180,7 @@
     <w:p>
       <w:pPr>
         <w:numPr>
+          <w:ilvl w:val="0"/>
           <w:numId w:val="0"/>
         </w:numPr>
         <w:tabs>
@@ -19213,6 +19196,7 @@
     <w:p>
       <w:pPr>
         <w:numPr>
+          <w:ilvl w:val="0"/>
           <w:numId w:val="0"/>
         </w:numPr>
         <w:tabs>
@@ -19228,6 +19212,7 @@
     <w:p>
       <w:pPr>
         <w:numPr>
+          <w:ilvl w:val="0"/>
           <w:numId w:val="0"/>
         </w:numPr>
         <w:tabs>
@@ -19243,6 +19228,7 @@
     <w:p>
       <w:pPr>
         <w:numPr>
+          <w:ilvl w:val="0"/>
           <w:numId w:val="0"/>
         </w:numPr>
         <w:tabs>
@@ -19258,6 +19244,7 @@
     <w:p>
       <w:pPr>
         <w:numPr>
+          <w:ilvl w:val="0"/>
           <w:numId w:val="0"/>
         </w:numPr>
         <w:tabs>
@@ -19273,6 +19260,7 @@
     <w:p>
       <w:pPr>
         <w:numPr>
+          <w:ilvl w:val="0"/>
           <w:numId w:val="0"/>
         </w:numPr>
         <w:tabs>
@@ -19288,6 +19276,7 @@
     <w:p>
       <w:pPr>
         <w:numPr>
+          <w:ilvl w:val="0"/>
           <w:numId w:val="0"/>
         </w:numPr>
         <w:tabs>
@@ -19303,6 +19292,7 @@
     <w:p>
       <w:pPr>
         <w:numPr>
+          <w:ilvl w:val="0"/>
           <w:numId w:val="0"/>
         </w:numPr>
         <w:tabs>
@@ -19318,6 +19308,7 @@
     <w:p>
       <w:pPr>
         <w:numPr>
+          <w:ilvl w:val="0"/>
           <w:numId w:val="0"/>
         </w:numPr>
         <w:tabs>
@@ -19333,6 +19324,7 @@
     <w:p>
       <w:pPr>
         <w:numPr>
+          <w:ilvl w:val="0"/>
           <w:numId w:val="0"/>
         </w:numPr>
         <w:tabs>
@@ -19348,6 +19340,7 @@
     <w:p>
       <w:pPr>
         <w:numPr>
+          <w:ilvl w:val="0"/>
           <w:numId w:val="0"/>
         </w:numPr>
         <w:tabs>
@@ -19363,6 +19356,7 @@
     <w:p>
       <w:pPr>
         <w:numPr>
+          <w:ilvl w:val="0"/>
           <w:numId w:val="0"/>
         </w:numPr>
         <w:tabs>
@@ -19378,6 +19372,7 @@
     <w:p>
       <w:pPr>
         <w:numPr>
+          <w:ilvl w:val="0"/>
           <w:numId w:val="0"/>
         </w:numPr>
         <w:tabs>
@@ -19393,6 +19388,7 @@
     <w:p>
       <w:pPr>
         <w:numPr>
+          <w:ilvl w:val="0"/>
           <w:numId w:val="0"/>
         </w:numPr>
         <w:tabs>
@@ -19408,6 +19404,7 @@
     <w:p>
       <w:pPr>
         <w:numPr>
+          <w:ilvl w:val="0"/>
           <w:numId w:val="0"/>
         </w:numPr>
         <w:tabs>
@@ -19423,6 +19420,7 @@
     <w:p>
       <w:pPr>
         <w:numPr>
+          <w:ilvl w:val="0"/>
           <w:numId w:val="0"/>
         </w:numPr>
         <w:tabs>
@@ -19438,6 +19436,7 @@
     <w:p>
       <w:pPr>
         <w:numPr>
+          <w:ilvl w:val="0"/>
           <w:numId w:val="0"/>
         </w:numPr>
         <w:tabs>
@@ -19453,6 +19452,7 @@
     <w:p>
       <w:pPr>
         <w:numPr>
+          <w:ilvl w:val="0"/>
           <w:numId w:val="0"/>
         </w:numPr>
         <w:tabs>
@@ -19468,6 +19468,7 @@
     <w:p>
       <w:pPr>
         <w:numPr>
+          <w:ilvl w:val="0"/>
           <w:numId w:val="0"/>
         </w:numPr>
         <w:tabs>
@@ -19483,6 +19484,7 @@
     <w:p>
       <w:pPr>
         <w:numPr>
+          <w:ilvl w:val="0"/>
           <w:numId w:val="0"/>
         </w:numPr>
         <w:tabs>
@@ -19498,6 +19500,7 @@
     <w:p>
       <w:pPr>
         <w:numPr>
+          <w:ilvl w:val="0"/>
           <w:numId w:val="0"/>
         </w:numPr>
         <w:tabs>
@@ -19513,6 +19516,7 @@
     <w:p>
       <w:pPr>
         <w:numPr>
+          <w:ilvl w:val="0"/>
           <w:numId w:val="0"/>
         </w:numPr>
         <w:tabs>
@@ -19528,6 +19532,7 @@
     <w:p>
       <w:pPr>
         <w:numPr>
+          <w:ilvl w:val="0"/>
           <w:numId w:val="0"/>
         </w:numPr>
         <w:tabs>
@@ -19543,6 +19548,7 @@
     <w:p>
       <w:pPr>
         <w:numPr>
+          <w:ilvl w:val="0"/>
           <w:numId w:val="0"/>
         </w:numPr>
         <w:tabs>
@@ -19558,6 +19564,7 @@
     <w:p>
       <w:pPr>
         <w:numPr>
+          <w:ilvl w:val="0"/>
           <w:numId w:val="0"/>
         </w:numPr>
         <w:tabs>
@@ -19573,6 +19580,7 @@
     <w:p>
       <w:pPr>
         <w:numPr>
+          <w:ilvl w:val="0"/>
           <w:numId w:val="0"/>
         </w:numPr>
         <w:tabs>
@@ -19588,6 +19596,7 @@
     <w:p>
       <w:pPr>
         <w:numPr>
+          <w:ilvl w:val="0"/>
           <w:numId w:val="0"/>
         </w:numPr>
         <w:tabs>
@@ -19603,6 +19612,7 @@
     <w:p>
       <w:pPr>
         <w:numPr>
+          <w:ilvl w:val="0"/>
           <w:numId w:val="0"/>
         </w:numPr>
         <w:tabs>
@@ -19618,6 +19628,7 @@
     <w:p>
       <w:pPr>
         <w:numPr>
+          <w:ilvl w:val="0"/>
           <w:numId w:val="0"/>
         </w:numPr>
         <w:tabs>
@@ -19633,6 +19644,7 @@
     <w:p>
       <w:pPr>
         <w:numPr>
+          <w:ilvl w:val="0"/>
           <w:numId w:val="0"/>
         </w:numPr>
         <w:tabs>
@@ -19648,6 +19660,7 @@
     <w:p>
       <w:pPr>
         <w:numPr>
+          <w:ilvl w:val="0"/>
           <w:numId w:val="0"/>
         </w:numPr>
         <w:tabs>
@@ -19663,6 +19676,7 @@
     <w:p>
       <w:pPr>
         <w:numPr>
+          <w:ilvl w:val="0"/>
           <w:numId w:val="0"/>
         </w:numPr>
         <w:tabs>
@@ -19678,6 +19692,7 @@
     <w:p>
       <w:pPr>
         <w:numPr>
+          <w:ilvl w:val="0"/>
           <w:numId w:val="0"/>
         </w:numPr>
         <w:tabs>
@@ -19693,6 +19708,7 @@
     <w:p>
       <w:pPr>
         <w:numPr>
+          <w:ilvl w:val="0"/>
           <w:numId w:val="0"/>
         </w:numPr>
         <w:tabs>
@@ -19708,6 +19724,7 @@
     <w:p>
       <w:pPr>
         <w:numPr>
+          <w:ilvl w:val="0"/>
           <w:numId w:val="0"/>
         </w:numPr>
         <w:tabs>
@@ -19723,6 +19740,7 @@
     <w:p>
       <w:pPr>
         <w:numPr>
+          <w:ilvl w:val="0"/>
           <w:numId w:val="0"/>
         </w:numPr>
         <w:tabs>
@@ -19750,10 +19768,10 @@
           <w:sz w:val="32"/>
         </w:rPr>
       </w:pPr>
-      <w:bookmarkStart w:id="255" w:name="_Toc241703176"/>
-      <w:bookmarkStart w:id="256" w:name="_Toc26423"/>
-      <w:bookmarkStart w:id="257" w:name="_Toc21179"/>
-      <w:bookmarkStart w:id="258" w:name="_Toc8448"/>
+      <w:bookmarkStart w:id="257" w:name="_Toc26423"/>
+      <w:bookmarkStart w:id="258" w:name="_Toc241703176"/>
+      <w:bookmarkStart w:id="259" w:name="_Toc8448"/>
+      <w:bookmarkStart w:id="260" w:name="_Toc21179"/>
       <w:r>
         <w:rPr>
           <w:sz w:val="32"/>
@@ -19761,10 +19779,10 @@
         </w:rPr>
         <w:t>KẾT LUẬN VÀ HƯỚNG PHÁT TRIỂN</w:t>
       </w:r>
-      <w:bookmarkEnd w:id="255"/>
-      <w:bookmarkEnd w:id="256"/>
       <w:bookmarkEnd w:id="257"/>
       <w:bookmarkEnd w:id="258"/>
+      <w:bookmarkEnd w:id="259"/>
+      <w:bookmarkEnd w:id="260"/>
     </w:p>
     <w:p>
       <w:pPr>
@@ -19901,6 +19919,7 @@
     <w:p>
       <w:pPr>
         <w:numPr>
+          <w:ilvl w:val="0"/>
           <w:numId w:val="0"/>
         </w:numPr>
         <w:tabs>
@@ -19917,6 +19936,7 @@
     <w:p>
       <w:pPr>
         <w:numPr>
+          <w:ilvl w:val="0"/>
           <w:numId w:val="0"/>
         </w:numPr>
         <w:tabs>
@@ -19933,6 +19953,7 @@
     <w:p>
       <w:pPr>
         <w:numPr>
+          <w:ilvl w:val="0"/>
           <w:numId w:val="0"/>
         </w:numPr>
         <w:tabs>
@@ -19949,6 +19970,7 @@
     <w:p>
       <w:pPr>
         <w:numPr>
+          <w:ilvl w:val="0"/>
           <w:numId w:val="0"/>
         </w:numPr>
         <w:tabs>
@@ -19978,13 +20000,13 @@
           <w:color w:val="1B1B1E"/>
         </w:rPr>
       </w:pPr>
-      <w:bookmarkStart w:id="259" w:name="_Toc241234538"/>
-      <w:bookmarkStart w:id="260" w:name="_Toc241250131"/>
-      <w:bookmarkStart w:id="261" w:name="_Toc20992"/>
-      <w:bookmarkStart w:id="262" w:name="_Toc12345"/>
+      <w:bookmarkStart w:id="261" w:name="_Toc12345"/>
+      <w:bookmarkStart w:id="262" w:name="_Toc20992"/>
       <w:bookmarkStart w:id="263" w:name="_Toc32694"/>
-      <w:bookmarkStart w:id="264" w:name="_Toc29476"/>
-      <w:bookmarkStart w:id="265" w:name="_Toc20907"/>
+      <w:bookmarkStart w:id="264" w:name="_Toc20907"/>
+      <w:bookmarkStart w:id="265" w:name="_Toc29476"/>
+      <w:bookmarkStart w:id="266" w:name="_Toc241250131"/>
+      <w:bookmarkStart w:id="267" w:name="_Toc241234538"/>
       <w:r>
         <w:rPr>
           <w:rStyle w:val="51"/>
@@ -19993,13 +20015,13 @@
         </w:rPr>
         <w:t>PHỤ LỤC</w:t>
       </w:r>
-      <w:bookmarkEnd w:id="259"/>
-      <w:bookmarkEnd w:id="260"/>
       <w:bookmarkEnd w:id="261"/>
       <w:bookmarkEnd w:id="262"/>
       <w:bookmarkEnd w:id="263"/>
       <w:bookmarkEnd w:id="264"/>
       <w:bookmarkEnd w:id="265"/>
+      <w:bookmarkEnd w:id="266"/>
+      <w:bookmarkEnd w:id="267"/>
     </w:p>
     <w:p>
       <w:pPr>
@@ -20852,11 +20874,12 @@
           <w:lang w:val="vi-VN"/>
         </w:rPr>
       </w:pPr>
-      <w:bookmarkStart w:id="266" w:name="_Toc241234542"/>
-      <w:bookmarkStart w:id="267" w:name="_Toc12199"/>
-      <w:bookmarkStart w:id="268" w:name="_Toc14558"/>
+      <w:bookmarkStart w:id="268" w:name="_Toc12199"/>
       <w:bookmarkStart w:id="269" w:name="_Toc8978"/>
-      <w:bookmarkStart w:id="270" w:name="_Toc32288"/>
+      <w:bookmarkStart w:id="270" w:name="_Toc241234542"/>
+      <w:bookmarkStart w:id="271" w:name="_Toc14558"/>
+      <w:bookmarkStart w:id="272" w:name="_Toc32288"/>
+      <w:bookmarkStart w:id="273" w:name="_Toc11885"/>
       <w:r>
         <w:rPr>
           <w:rFonts w:eastAsiaTheme="majorEastAsia"/>
@@ -20867,9 +20890,9 @@
       <w:r>
         <w:rPr>
           <w:rFonts w:hint="default" w:eastAsiaTheme="majorEastAsia"/>
-          <w:lang w:val="vi-VN"/>
-        </w:rPr>
-        <w:t>Phân công</w:t>
+          <w:lang w:val="en-US"/>
+        </w:rPr>
+        <w:t>6</w:t>
       </w:r>
       <w:r>
         <w:rPr>
@@ -20891,11 +20914,12 @@
         </w:rPr>
         <w:t>phân công việc nhóm</w:t>
       </w:r>
-      <w:bookmarkEnd w:id="266"/>
-      <w:bookmarkEnd w:id="267"/>
       <w:bookmarkEnd w:id="268"/>
       <w:bookmarkEnd w:id="269"/>
       <w:bookmarkEnd w:id="270"/>
+      <w:bookmarkEnd w:id="271"/>
+      <w:bookmarkEnd w:id="272"/>
+      <w:bookmarkEnd w:id="273"/>
       <w:r>
         <w:rPr>
           <w:shd w:val="clear" w:color="auto" w:fill="FFFFFF"/>
@@ -20946,12 +20970,12 @@
           <w:sz w:val="32"/>
         </w:rPr>
       </w:pPr>
-      <w:bookmarkStart w:id="271" w:name="_Toc241234539"/>
-      <w:bookmarkStart w:id="272" w:name="_Toc241250132"/>
+      <w:bookmarkStart w:id="274" w:name="_Toc241250132"/>
+      <w:bookmarkStart w:id="275" w:name="_Toc241234539"/>
     </w:p>
     <w:p/>
-    <w:bookmarkEnd w:id="271"/>
-    <w:bookmarkEnd w:id="272"/>
+    <w:bookmarkEnd w:id="274"/>
+    <w:bookmarkEnd w:id="275"/>
     <w:p>
       <w:pPr>
         <w:spacing w:line="360" w:lineRule="auto"/>
@@ -20967,14 +20991,14 @@
           <w:szCs w:val="26"/>
         </w:rPr>
       </w:pPr>
-      <w:bookmarkStart w:id="273" w:name="_Toc241234540"/>
-      <w:bookmarkStart w:id="274" w:name="_Toc241250133"/>
-      <w:bookmarkStart w:id="275" w:name="_Toc31120"/>
-      <w:bookmarkStart w:id="276" w:name="_Toc18841"/>
-      <w:bookmarkStart w:id="277" w:name="_Toc231420461"/>
-      <w:bookmarkStart w:id="278" w:name="_Toc11097"/>
-      <w:bookmarkStart w:id="279" w:name="_Toc27368"/>
+      <w:bookmarkStart w:id="276" w:name="_Toc231420461"/>
+      <w:bookmarkStart w:id="277" w:name="_Toc11097"/>
+      <w:bookmarkStart w:id="278" w:name="_Toc241234540"/>
+      <w:bookmarkStart w:id="279" w:name="_Toc31120"/>
       <w:bookmarkStart w:id="280" w:name="_Toc5905"/>
+      <w:bookmarkStart w:id="281" w:name="_Toc18841"/>
+      <w:bookmarkStart w:id="282" w:name="_Toc241250133"/>
+      <w:bookmarkStart w:id="283" w:name="_Toc27368"/>
       <w:r>
         <w:rPr>
           <w:sz w:val="26"/>
@@ -20982,14 +21006,14 @@
         </w:rPr>
         <w:t>TÀI LIỆU THAM KHẢO</w:t>
       </w:r>
-      <w:bookmarkEnd w:id="273"/>
-      <w:bookmarkEnd w:id="274"/>
-      <w:bookmarkEnd w:id="275"/>
       <w:bookmarkEnd w:id="276"/>
       <w:bookmarkEnd w:id="277"/>
       <w:bookmarkEnd w:id="278"/>
       <w:bookmarkEnd w:id="279"/>
       <w:bookmarkEnd w:id="280"/>
+      <w:bookmarkEnd w:id="281"/>
+      <w:bookmarkEnd w:id="282"/>
+      <w:bookmarkEnd w:id="283"/>
     </w:p>
     <w:p>
       <w:pPr>
